--- a/client/public/documents/dodatok-5-opytuvalnyi-lyst.docx
+++ b/client/public/documents/dodatok-5-opytuvalnyi-lyst.docx
@@ -1,6 +1,6 @@
 
 <file path=word/document.xml><?xml version="1.0" encoding="utf-8"?>
-<w:document xmlns:wpc="http://schemas.microsoft.com/office/word/2010/wordprocessingCanvas" xmlns:cx="http://schemas.microsoft.com/office/drawing/2014/chartex" xmlns:cx1="http://schemas.microsoft.com/office/drawing/2015/9/8/chartex" xmlns:mc="http://schemas.openxmlformats.org/markup-compatibility/2006" xmlns:o="urn:schemas-microsoft-com:office:office" xmlns:r="http://schemas.openxmlformats.org/officeDocument/2006/relationships" xmlns:m="http://schemas.openxmlformats.org/officeDocument/2006/math" xmlns:v="urn:schemas-microsoft-com:vml" xmlns:wp14="http://schemas.microsoft.com/office/word/2010/wordprocessingDrawing" xmlns:wp="http://schemas.openxmlformats.org/drawingml/2006/wordprocessingDrawing" xmlns:w10="urn:schemas-microsoft-com:office:word" xmlns:w="http://schemas.openxmlformats.org/wordprocessingml/2006/main" xmlns:w14="http://schemas.microsoft.com/office/word/2010/wordml" xmlns:w15="http://schemas.microsoft.com/office/word/2012/wordml" xmlns:w16se="http://schemas.microsoft.com/office/word/2015/wordml/symex" xmlns:wpg="http://schemas.microsoft.com/office/word/2010/wordprocessingGroup" xmlns:wpi="http://schemas.microsoft.com/office/word/2010/wordprocessingInk" xmlns:wne="http://schemas.microsoft.com/office/word/2006/wordml" xmlns:wps="http://schemas.microsoft.com/office/word/2010/wordprocessingShape" mc:Ignorable="w14 w15 w16se wp14">
+<w:document xmlns:wpc="http://schemas.microsoft.com/office/word/2010/wordprocessingCanvas" xmlns:cx="http://schemas.microsoft.com/office/drawing/2014/chartex" xmlns:cx1="http://schemas.microsoft.com/office/drawing/2015/9/8/chartex" xmlns:cx2="http://schemas.microsoft.com/office/drawing/2015/10/21/chartex" xmlns:cx3="http://schemas.microsoft.com/office/drawing/2016/5/9/chartex" xmlns:cx4="http://schemas.microsoft.com/office/drawing/2016/5/10/chartex" xmlns:cx5="http://schemas.microsoft.com/office/drawing/2016/5/11/chartex" xmlns:cx6="http://schemas.microsoft.com/office/drawing/2016/5/12/chartex" xmlns:cx7="http://schemas.microsoft.com/office/drawing/2016/5/13/chartex" xmlns:cx8="http://schemas.microsoft.com/office/drawing/2016/5/14/chartex" xmlns:mc="http://schemas.openxmlformats.org/markup-compatibility/2006" xmlns:aink="http://schemas.microsoft.com/office/drawing/2016/ink" xmlns:am3d="http://schemas.microsoft.com/office/drawing/2017/model3d" xmlns:o="urn:schemas-microsoft-com:office:office" xmlns:r="http://schemas.openxmlformats.org/officeDocument/2006/relationships" xmlns:m="http://schemas.openxmlformats.org/officeDocument/2006/math" xmlns:v="urn:schemas-microsoft-com:vml" xmlns:wp14="http://schemas.microsoft.com/office/word/2010/wordprocessingDrawing" xmlns:wp="http://schemas.openxmlformats.org/drawingml/2006/wordprocessingDrawing" xmlns:w10="urn:schemas-microsoft-com:office:word" xmlns:w="http://schemas.openxmlformats.org/wordprocessingml/2006/main" xmlns:w14="http://schemas.microsoft.com/office/word/2010/wordml" xmlns:w15="http://schemas.microsoft.com/office/word/2012/wordml" xmlns:w16cex="http://schemas.microsoft.com/office/word/2018/wordml/cex" xmlns:w16cid="http://schemas.microsoft.com/office/word/2016/wordml/cid" xmlns:w16="http://schemas.microsoft.com/office/word/2018/wordml" xmlns:w16sdtdh="http://schemas.microsoft.com/office/word/2020/wordml/sdtdatahash" xmlns:w16se="http://schemas.microsoft.com/office/word/2015/wordml/symex" xmlns:wpg="http://schemas.microsoft.com/office/word/2010/wordprocessingGroup" xmlns:wpi="http://schemas.microsoft.com/office/word/2010/wordprocessingInk" xmlns:wne="http://schemas.microsoft.com/office/word/2006/wordml" xmlns:wps="http://schemas.microsoft.com/office/word/2010/wordprocessingShape" mc:Ignorable="w14 w15 w16se w16cid w16 w16cex w16sdtdh wp14">
   <w:body>
     <w:p>
       <w:pPr>
@@ -13,8 +13,6 @@
           <w:szCs w:val="24"/>
         </w:rPr>
       </w:pPr>
-      <w:bookmarkStart w:id="0" w:name="_GoBack"/>
-      <w:bookmarkEnd w:id="0"/>
       <w:r>
         <w:rPr>
           <w:sz w:val="24"/>
@@ -198,36 +196,7 @@
         </w:rPr>
       </w:pPr>
       <w:r>
-        <w:rPr>
-          <w:lang w:val="uk-UA"/>
-        </w:rPr>
-        <w:t xml:space="preserve">Найменування, адреса, </w:t>
-      </w:r>
-      <w:proofErr w:type="spellStart"/>
-      <w:r>
-        <w:rPr>
-          <w:lang w:val="uk-UA"/>
-        </w:rPr>
-        <w:t>адмінрайон</w:t>
-      </w:r>
-      <w:proofErr w:type="spellEnd"/>
-      <w:r>
-        <w:rPr>
-          <w:lang w:val="uk-UA"/>
-        </w:rPr>
-        <w:t>, електронна адреса, телефон замовника _______</w:t>
-      </w:r>
-      <w:r>
-        <w:rPr>
-          <w:lang w:val="uk-UA"/>
-        </w:rPr>
-        <w:t>______</w:t>
-      </w:r>
-      <w:r>
-        <w:rPr>
-          <w:lang w:val="uk-UA"/>
-        </w:rPr>
-        <w:t>______</w:t>
+        <w:t>Найменування, адреса, адмінрайон, електронна адреса, телефон замовника {{customerSummary}}</w:t>
       </w:r>
     </w:p>
     <w:p>
@@ -282,19 +251,32 @@
         <w:rPr>
           <w:lang w:val="uk-UA"/>
         </w:rPr>
-        <w:t>Найменування, адреса, електронна адреса, телефон проєктної організації</w:t>
-      </w:r>
+        <w:t xml:space="preserve">Найменування, адреса, електронна адреса, телефон </w:t>
+      </w:r>
+      <w:proofErr w:type="spellStart"/>
       <w:r>
         <w:rPr>
           <w:lang w:val="uk-UA"/>
         </w:rPr>
-        <w:t xml:space="preserve"> </w:t>
-      </w:r>
+        <w:t>проєктної</w:t>
+      </w:r>
+      <w:proofErr w:type="spellEnd"/>
       <w:r>
         <w:rPr>
           <w:lang w:val="uk-UA"/>
         </w:rPr>
-        <w:t>______________________</w:t>
+        <w:t xml:space="preserve"> організації {{</w:t>
+      </w:r>
+      <w:proofErr w:type="spellStart"/>
+      <w:r>
+        <w:t>designOrgSummary</w:t>
+      </w:r>
+      <w:proofErr w:type="spellEnd"/>
+      <w:r>
+        <w:rPr>
+          <w:lang w:val="uk-UA"/>
+        </w:rPr>
+        <w:t>}}</w:t>
       </w:r>
     </w:p>
     <w:p>
@@ -337,13 +319,18 @@
         <w:rPr>
           <w:lang w:val="uk-UA"/>
         </w:rPr>
-        <w:t xml:space="preserve">Планується будівництво (реконструкція) об’єкта </w:t>
-      </w:r>
+        <w:t>Планується будівництво (реконструкція) об’єкта {{</w:t>
+      </w:r>
+      <w:proofErr w:type="spellStart"/>
+      <w:r>
+        <w:t>constructionObjectSummary</w:t>
+      </w:r>
+      <w:proofErr w:type="spellEnd"/>
       <w:r>
         <w:rPr>
           <w:lang w:val="uk-UA"/>
         </w:rPr>
-        <w:t>__________________________________________</w:t>
+        <w:t>}}</w:t>
       </w:r>
     </w:p>
     <w:p>
@@ -404,39 +391,32 @@
         <w:rPr>
           <w:lang w:val="uk-UA"/>
         </w:rPr>
-        <w:t>Рік початку будівництва (реконструкції) об</w:t>
-      </w:r>
+        <w:t xml:space="preserve">Рік початку будівництва (реконструкції) </w:t>
+      </w:r>
+      <w:proofErr w:type="spellStart"/>
       <w:r>
         <w:rPr>
           <w:lang w:val="uk-UA"/>
         </w:rPr>
-        <w:sym w:font="Symbol" w:char="F0A2"/>
+        <w:t>обєкта</w:t>
+      </w:r>
+      <w:proofErr w:type="spellEnd"/>
+      <w:r>
+        <w:rPr>
+          <w:lang w:val="uk-UA"/>
+        </w:rPr>
+        <w:t xml:space="preserve"> {{</w:t>
       </w:r>
       <w:proofErr w:type="spellStart"/>
       <w:r>
+        <w:t>constructionStartYear</w:t>
+      </w:r>
+      <w:proofErr w:type="spellEnd"/>
+      <w:r>
         <w:rPr>
           <w:lang w:val="uk-UA"/>
         </w:rPr>
-        <w:t>єкта</w:t>
-      </w:r>
-      <w:proofErr w:type="spellEnd"/>
-      <w:r>
-        <w:rPr>
-          <w:lang w:val="uk-UA"/>
-        </w:rPr>
-        <w:t xml:space="preserve"> </w:t>
-      </w:r>
-      <w:r>
-        <w:rPr>
-          <w:lang w:val="uk-UA"/>
-        </w:rPr>
-        <w:t>__________________________________________</w:t>
-      </w:r>
-      <w:r>
-        <w:rPr>
-          <w:lang w:val="uk-UA"/>
-        </w:rPr>
-        <w:t xml:space="preserve"> </w:t>
+        <w:t xml:space="preserve">}} </w:t>
       </w:r>
     </w:p>
     <w:p>
@@ -458,33 +438,32 @@
         <w:rPr>
           <w:lang w:val="uk-UA"/>
         </w:rPr>
-        <w:t>Рік введення в експлуатацію об</w:t>
-      </w:r>
+        <w:t xml:space="preserve">Рік введення в експлуатацію </w:t>
+      </w:r>
+      <w:proofErr w:type="spellStart"/>
       <w:r>
         <w:rPr>
           <w:lang w:val="uk-UA"/>
         </w:rPr>
-        <w:sym w:font="Symbol" w:char="F0A2"/>
+        <w:t>обєкта</w:t>
+      </w:r>
+      <w:proofErr w:type="spellEnd"/>
+      <w:r>
+        <w:rPr>
+          <w:lang w:val="uk-UA"/>
+        </w:rPr>
+        <w:t xml:space="preserve"> {{</w:t>
       </w:r>
       <w:proofErr w:type="spellStart"/>
       <w:r>
+        <w:t>commissioningYear</w:t>
+      </w:r>
+      <w:proofErr w:type="spellEnd"/>
+      <w:r>
         <w:rPr>
           <w:lang w:val="uk-UA"/>
         </w:rPr>
-        <w:t>єкта</w:t>
-      </w:r>
-      <w:proofErr w:type="spellEnd"/>
-      <w:r>
-        <w:rPr>
-          <w:lang w:val="uk-UA"/>
-        </w:rPr>
-        <w:t xml:space="preserve"> </w:t>
-      </w:r>
-      <w:r>
-        <w:rPr>
-          <w:lang w:val="uk-UA"/>
-        </w:rPr>
-        <w:t>____________________________________________________</w:t>
+        <w:t>}}</w:t>
       </w:r>
     </w:p>
     <w:p>
@@ -503,50 +482,7 @@
         </w:rPr>
       </w:pPr>
       <w:r>
-        <w:rPr>
-          <w:lang w:val="uk-UA"/>
-        </w:rPr>
-        <w:t xml:space="preserve">Дозволене теплове навантаження (за договором) </w:t>
-      </w:r>
-      <w:r>
-        <w:rPr>
-          <w:lang w:val="uk-UA"/>
-        </w:rPr>
-        <w:t>____________________________</w:t>
-      </w:r>
-      <w:r>
-        <w:rPr>
-          <w:lang w:val="uk-UA"/>
-        </w:rPr>
-        <w:t xml:space="preserve"> </w:t>
-      </w:r>
-      <w:proofErr w:type="spellStart"/>
-      <w:r>
-        <w:rPr>
-          <w:lang w:val="uk-UA"/>
-        </w:rPr>
-        <w:t>Гкал</w:t>
-      </w:r>
-      <w:proofErr w:type="spellEnd"/>
-      <w:r>
-        <w:rPr>
-          <w:lang w:val="uk-UA"/>
-        </w:rPr>
-        <w:t>/год (</w:t>
-      </w:r>
-      <w:proofErr w:type="spellStart"/>
-      <w:r>
-        <w:rPr>
-          <w:lang w:val="uk-UA"/>
-        </w:rPr>
-        <w:t>МВт</w:t>
-      </w:r>
-      <w:proofErr w:type="spellEnd"/>
-      <w:r>
-        <w:rPr>
-          <w:lang w:val="uk-UA"/>
-        </w:rPr>
-        <w:t>)</w:t>
+        <w:t>Дозволене теплове навантаження (за договором) {{permittedHeatLoad}} Гкал/год (МВт)</w:t>
       </w:r>
     </w:p>
     <w:p>
@@ -566,72 +502,34 @@
       </w:pPr>
       <w:r>
         <w:rPr>
-          <w:bCs/>
           <w:lang w:val="uk-UA"/>
         </w:rPr>
-        <w:t>Договір</w:t>
-      </w:r>
+        <w:t>Договір постачання (</w:t>
+      </w:r>
+      <w:proofErr w:type="spellStart"/>
       <w:r>
         <w:rPr>
           <w:lang w:val="uk-UA"/>
         </w:rPr>
-        <w:t xml:space="preserve"> </w:t>
-      </w:r>
+        <w:t>куплі-продожу</w:t>
+      </w:r>
+      <w:proofErr w:type="spellEnd"/>
       <w:r>
         <w:rPr>
           <w:lang w:val="uk-UA"/>
         </w:rPr>
-        <w:t>постачання (</w:t>
+        <w:t>) /транспортування теплової енергії № {{</w:t>
       </w:r>
       <w:proofErr w:type="spellStart"/>
       <w:r>
+        <w:t>supplyOrTransportContractNumber</w:t>
+      </w:r>
+      <w:proofErr w:type="spellEnd"/>
+      <w:r>
         <w:rPr>
           <w:lang w:val="uk-UA"/>
         </w:rPr>
-        <w:t>куплі-продожу</w:t>
-      </w:r>
-      <w:proofErr w:type="spellEnd"/>
-      <w:r>
-        <w:rPr>
-          <w:lang w:val="uk-UA"/>
-        </w:rPr>
-        <w:t>) /транспортування теплово</w:t>
-      </w:r>
-      <w:r>
-        <w:rPr>
-          <w:lang w:val="uk-UA"/>
-        </w:rPr>
-        <w:t>ї</w:t>
-      </w:r>
-      <w:r>
-        <w:rPr>
-          <w:lang w:val="uk-UA"/>
-        </w:rPr>
-        <w:t xml:space="preserve"> енергі</w:t>
-      </w:r>
-      <w:r>
-        <w:rPr>
-          <w:lang w:val="uk-UA"/>
-        </w:rPr>
-        <w:t>ї</w:t>
-      </w:r>
-      <w:r>
-        <w:rPr>
-          <w:lang w:val="uk-UA"/>
-        </w:rPr>
-        <w:t xml:space="preserve"> № _</w:t>
-      </w:r>
-      <w:r>
-        <w:rPr>
-          <w:lang w:val="uk-UA"/>
-        </w:rPr>
-        <w:t>__________</w:t>
-      </w:r>
-      <w:r>
-        <w:rPr>
-          <w:lang w:val="uk-UA"/>
-        </w:rPr>
-        <w:t>_________</w:t>
+        <w:t>}}</w:t>
       </w:r>
     </w:p>
     <w:p>
@@ -649,58 +547,22 @@
           <w:lang w:val="uk-UA"/>
         </w:rPr>
       </w:pPr>
-      <w:bookmarkStart w:id="1" w:name="_Hlk146325056"/>
+      <w:r>
+        <w:rPr>
+          <w:lang w:val="uk-UA"/>
+        </w:rPr>
+        <w:t>Додаткова величина технічної (пропускної) потужності в точці приєднання {{</w:t>
+      </w:r>
       <w:proofErr w:type="spellStart"/>
       <w:r>
-        <w:t>Додаткова</w:t>
+        <w:t>additionalCapacity</w:t>
       </w:r>
       <w:proofErr w:type="spellEnd"/>
       <w:r>
-        <w:t xml:space="preserve"> величина </w:t>
-      </w:r>
-      <w:proofErr w:type="spellStart"/>
-      <w:r>
-        <w:t>технічної</w:t>
-      </w:r>
-      <w:proofErr w:type="spellEnd"/>
-      <w:r>
-        <w:t xml:space="preserve"> (</w:t>
-      </w:r>
-      <w:proofErr w:type="spellStart"/>
-      <w:r>
-        <w:t>пропускної</w:t>
-      </w:r>
-      <w:proofErr w:type="spellEnd"/>
-      <w:r>
-        <w:t xml:space="preserve">) </w:t>
-      </w:r>
-      <w:proofErr w:type="spellStart"/>
-      <w:r>
-        <w:t>потужності</w:t>
-      </w:r>
-      <w:proofErr w:type="spellEnd"/>
-      <w:r>
-        <w:t xml:space="preserve"> в </w:t>
-      </w:r>
-      <w:proofErr w:type="spellStart"/>
-      <w:r>
-        <w:t>точці</w:t>
-      </w:r>
-      <w:proofErr w:type="spellEnd"/>
-      <w:r>
-        <w:t xml:space="preserve"> </w:t>
-      </w:r>
-      <w:proofErr w:type="spellStart"/>
-      <w:r>
-        <w:t>приєднання</w:t>
-      </w:r>
-      <w:bookmarkEnd w:id="1"/>
-      <w:proofErr w:type="spellEnd"/>
-      <w:r>
         <w:rPr>
           <w:lang w:val="uk-UA"/>
         </w:rPr>
-        <w:t xml:space="preserve"> ___________________</w:t>
+        <w:t>}}</w:t>
       </w:r>
     </w:p>
     <w:p>
@@ -718,56 +580,22 @@
           <w:lang w:val="uk-UA"/>
         </w:rPr>
       </w:pPr>
+      <w:r>
+        <w:rPr>
+          <w:lang w:val="uk-UA"/>
+        </w:rPr>
+        <w:t>Загальна величина технічної (пропускної) потужності в точці приєднання {{</w:t>
+      </w:r>
       <w:proofErr w:type="spellStart"/>
       <w:r>
-        <w:t>Загальна</w:t>
+        <w:t>totalCapacity</w:t>
       </w:r>
       <w:proofErr w:type="spellEnd"/>
       <w:r>
-        <w:t xml:space="preserve"> величина </w:t>
-      </w:r>
-      <w:proofErr w:type="spellStart"/>
-      <w:r>
-        <w:t>технічної</w:t>
-      </w:r>
-      <w:proofErr w:type="spellEnd"/>
-      <w:r>
-        <w:t xml:space="preserve"> (</w:t>
-      </w:r>
-      <w:proofErr w:type="spellStart"/>
-      <w:r>
-        <w:t>пропускної</w:t>
-      </w:r>
-      <w:proofErr w:type="spellEnd"/>
-      <w:r>
-        <w:t xml:space="preserve">) </w:t>
-      </w:r>
-      <w:proofErr w:type="spellStart"/>
-      <w:r>
-        <w:t>потужності</w:t>
-      </w:r>
-      <w:proofErr w:type="spellEnd"/>
-      <w:r>
-        <w:t xml:space="preserve"> в </w:t>
-      </w:r>
-      <w:proofErr w:type="spellStart"/>
-      <w:r>
-        <w:t>точці</w:t>
-      </w:r>
-      <w:proofErr w:type="spellEnd"/>
-      <w:r>
-        <w:t xml:space="preserve"> </w:t>
-      </w:r>
-      <w:proofErr w:type="spellStart"/>
-      <w:r>
-        <w:t>приєднання</w:t>
-      </w:r>
-      <w:proofErr w:type="spellEnd"/>
-      <w:r>
         <w:rPr>
           <w:lang w:val="uk-UA"/>
         </w:rPr>
-        <w:t xml:space="preserve"> ____________________</w:t>
+        <w:t>}}</w:t>
       </w:r>
     </w:p>
     <w:p>
@@ -790,53 +618,32 @@
         <w:rPr>
           <w:lang w:val="uk-UA"/>
         </w:rPr>
-        <w:t xml:space="preserve">Розробку проєкту мереж </w:t>
-      </w:r>
+        <w:t xml:space="preserve">Розробку </w:t>
+      </w:r>
+      <w:proofErr w:type="spellStart"/>
       <w:r>
         <w:rPr>
           <w:lang w:val="uk-UA"/>
         </w:rPr>
-        <w:t>О</w:t>
-      </w:r>
+        <w:t>проєкту</w:t>
+      </w:r>
+      <w:proofErr w:type="spellEnd"/>
       <w:r>
         <w:rPr>
           <w:lang w:val="uk-UA"/>
         </w:rPr>
-        <w:t xml:space="preserve">ператора (теплові мережі (у тому числі мережі гарячого водопостачання) від місця забезпечення потужності до точки приєднання) забезпечує: </w:t>
-      </w:r>
-      <w:r>
-        <w:rPr>
-          <w:u w:val="single"/>
+        <w:t xml:space="preserve"> мереж Оператора (теплові мережі (у тому числі мережі гарячого водопостачання) від місця забезпечення потужності до точки приєднання) забезпечує: {{</w:t>
+      </w:r>
+      <w:proofErr w:type="spellStart"/>
+      <w:r>
+        <w:t>projectDeveloper</w:t>
+      </w:r>
+      <w:proofErr w:type="spellEnd"/>
+      <w:r>
+        <w:rPr>
           <w:lang w:val="uk-UA"/>
         </w:rPr>
-        <w:t>О</w:t>
-      </w:r>
-      <w:r>
-        <w:rPr>
-          <w:u w:val="single"/>
-          <w:lang w:val="uk-UA"/>
-        </w:rPr>
-        <w:t xml:space="preserve">ператор / </w:t>
-      </w:r>
-      <w:r>
-        <w:rPr>
-          <w:u w:val="single"/>
-          <w:lang w:val="uk-UA"/>
-        </w:rPr>
-        <w:t>з</w:t>
-      </w:r>
-      <w:r>
-        <w:rPr>
-          <w:u w:val="single"/>
-          <w:lang w:val="uk-UA"/>
-        </w:rPr>
-        <w:t xml:space="preserve">амовник </w:t>
-      </w:r>
-      <w:r>
-        <w:rPr>
-          <w:lang w:val="uk-UA"/>
-        </w:rPr>
-        <w:t>(непотрібне закреслити)</w:t>
+        <w:t>}}</w:t>
       </w:r>
     </w:p>
     <w:p>
@@ -859,65 +666,18 @@
         <w:rPr>
           <w:lang w:val="uk-UA"/>
         </w:rPr>
-        <w:t xml:space="preserve">Виконавець будівельних робіт </w:t>
-      </w:r>
-      <w:r>
-        <w:t xml:space="preserve">з </w:t>
+        <w:t>Виконавець будівельних робіт з прокладання теплових мереж до земельної ділянки замовника {{</w:t>
       </w:r>
       <w:proofErr w:type="spellStart"/>
       <w:r>
-        <w:t>прокладання</w:t>
+        <w:t>constructionExecutor</w:t>
       </w:r>
       <w:proofErr w:type="spellEnd"/>
       <w:r>
-        <w:t xml:space="preserve"> </w:t>
-      </w:r>
-      <w:proofErr w:type="spellStart"/>
-      <w:r>
-        <w:t>теплових</w:t>
-      </w:r>
-      <w:proofErr w:type="spellEnd"/>
-      <w:r>
-        <w:t xml:space="preserve"> мереж до </w:t>
-      </w:r>
-      <w:proofErr w:type="spellStart"/>
-      <w:r>
-        <w:t>земельної</w:t>
-      </w:r>
-      <w:proofErr w:type="spellEnd"/>
-      <w:r>
-        <w:t xml:space="preserve"> </w:t>
-      </w:r>
-      <w:proofErr w:type="spellStart"/>
-      <w:r>
-        <w:t>ділянки</w:t>
-      </w:r>
-      <w:proofErr w:type="spellEnd"/>
-      <w:r>
         <w:rPr>
           <w:lang w:val="uk-UA"/>
         </w:rPr>
-        <w:t xml:space="preserve"> замовника </w:t>
-      </w:r>
-      <w:r>
-        <w:rPr>
-          <w:u w:val="single"/>
-          <w:lang w:val="uk-UA"/>
-        </w:rPr>
-        <w:t>О</w:t>
-      </w:r>
-      <w:r>
-        <w:rPr>
-          <w:u w:val="single"/>
-          <w:lang w:val="uk-UA"/>
-        </w:rPr>
-        <w:t xml:space="preserve">ператор / інший суб’єкт господарювання </w:t>
-      </w:r>
-      <w:r>
-        <w:rPr>
-          <w:lang w:val="uk-UA"/>
-        </w:rPr>
-        <w:t>(непотрібне закреслити)</w:t>
+        <w:t>}} (непотрібне закреслити)</w:t>
       </w:r>
     </w:p>
     <w:p>
@@ -955,37 +715,18 @@
         <w:rPr>
           <w:lang w:val="uk-UA"/>
         </w:rPr>
-        <w:t>Стислі дані про об’єкт теплофікації (характеристика об’єкта, геометрична висота та геофізична позначка землі, вимоги до надійності, потреба в резервуванні, чим обумовлена</w:t>
-      </w:r>
+        <w:t>Стислі дані про об’єкт теплофікації (характеристика об’єкта, геометрична висота та геофізична позначка землі, вимоги до надійності, потреба в резервуванні, чим обумовлена, черговість будівництва тощо ) {{</w:t>
+      </w:r>
+      <w:proofErr w:type="spellStart"/>
+      <w:r>
+        <w:t>heatObjectDescription</w:t>
+      </w:r>
+      <w:proofErr w:type="spellEnd"/>
       <w:r>
         <w:rPr>
           <w:lang w:val="uk-UA"/>
         </w:rPr>
-        <w:t xml:space="preserve">, черговість будівництва тощо </w:t>
-      </w:r>
-      <w:r>
-        <w:rPr>
-          <w:lang w:val="uk-UA"/>
-        </w:rPr>
-        <w:t xml:space="preserve">) </w:t>
-      </w:r>
-      <w:r>
-        <w:rPr>
-          <w:lang w:val="uk-UA"/>
-        </w:rPr>
-        <w:t>__________________________________</w:t>
-      </w:r>
-      <w:r>
-        <w:rPr>
-          <w:lang w:val="uk-UA"/>
-        </w:rPr>
-        <w:t>_______</w:t>
-      </w:r>
-      <w:r>
-        <w:rPr>
-          <w:lang w:val="uk-UA"/>
-        </w:rPr>
-        <w:t>______________________________________________</w:t>
+        <w:t>}}</w:t>
       </w:r>
     </w:p>
     <w:p>
@@ -1017,63 +758,18 @@
         <w:rPr>
           <w:lang w:val="uk-UA"/>
         </w:rPr>
-        <w:t xml:space="preserve">До </w:t>
-      </w:r>
+        <w:t>До мереж замовника передбачається підключення третіх осіб {{</w:t>
+      </w:r>
+      <w:proofErr w:type="spellStart"/>
+      <w:r>
+        <w:t>thirdPartyConnection</w:t>
+      </w:r>
+      <w:proofErr w:type="spellEnd"/>
       <w:r>
         <w:rPr>
           <w:lang w:val="uk-UA"/>
         </w:rPr>
-        <w:t>м</w:t>
-      </w:r>
-      <w:r>
-        <w:rPr>
-          <w:lang w:val="uk-UA"/>
-        </w:rPr>
-        <w:t xml:space="preserve">ереж замовника </w:t>
-      </w:r>
-      <w:proofErr w:type="spellStart"/>
-      <w:r>
-        <w:t>передбача</w:t>
-      </w:r>
-      <w:r>
-        <w:rPr>
-          <w:lang w:val="uk-UA"/>
-        </w:rPr>
-        <w:t>ється</w:t>
-      </w:r>
-      <w:proofErr w:type="spellEnd"/>
-      <w:r>
-        <w:rPr>
-          <w:lang w:val="uk-UA"/>
-        </w:rPr>
-        <w:t xml:space="preserve"> </w:t>
-      </w:r>
-      <w:proofErr w:type="spellStart"/>
-      <w:r>
-        <w:t>підключення</w:t>
-      </w:r>
-      <w:proofErr w:type="spellEnd"/>
-      <w:r>
-        <w:t xml:space="preserve"> </w:t>
-      </w:r>
-      <w:proofErr w:type="spellStart"/>
-      <w:r>
-        <w:t>третіх</w:t>
-      </w:r>
-      <w:proofErr w:type="spellEnd"/>
-      <w:r>
-        <w:t xml:space="preserve"> </w:t>
-      </w:r>
-      <w:proofErr w:type="spellStart"/>
-      <w:r>
-        <w:t>осіб</w:t>
-      </w:r>
-      <w:proofErr w:type="spellEnd"/>
-      <w:r>
-        <w:rPr>
-          <w:lang w:val="uk-UA"/>
-        </w:rPr>
-        <w:t xml:space="preserve"> так/ні (непотрібне закреслити)</w:t>
+        <w:t>}} (непотрібне закреслити)</w:t>
       </w:r>
     </w:p>
     <w:p>
@@ -1096,7 +792,24 @@
         <w:rPr>
           <w:lang w:val="uk-UA"/>
         </w:rPr>
-        <w:t>Повідомлення про результати розгляду цієї заяви та щодо надання послуг з приєднання прошу надати:______________________________________________________________________________</w:t>
+        <w:t>Повідомлення про результати розгляду цієї заяви та щодо надання послуг з приєднання прошу надати</w:t>
+      </w:r>
+      <w:r>
+        <w:rPr>
+          <w:lang w:val="uk-UA"/>
+        </w:rPr>
+        <w:t>: {{</w:t>
+      </w:r>
+      <w:proofErr w:type="spellStart"/>
+      <w:r>
+        <w:t>notificationSummary</w:t>
+      </w:r>
+      <w:proofErr w:type="spellEnd"/>
+      <w:r>
+        <w:rPr>
+          <w:lang w:val="uk-UA"/>
+        </w:rPr>
+        <w:t>}}</w:t>
       </w:r>
     </w:p>
     <w:p>
@@ -1434,13 +1147,18 @@
               <w:rPr>
                 <w:lang w:val="uk-UA"/>
               </w:rPr>
-              <w:t>Замовник __________      _______________</w:t>
+              <w:t>Замовник __________      {{</w:t>
             </w:r>
+            <w:proofErr w:type="spellStart"/>
+            <w:r>
+              <w:t>customerSignerName</w:t>
+            </w:r>
+            <w:proofErr w:type="spellEnd"/>
             <w:r>
               <w:rPr>
                 <w:lang w:val="uk-UA"/>
               </w:rPr>
-              <w:t>__</w:t>
+              <w:t>}}</w:t>
             </w:r>
           </w:p>
           <w:p>
@@ -1607,19 +1325,18 @@
               <w:rPr>
                 <w:lang w:val="uk-UA"/>
               </w:rPr>
-              <w:t xml:space="preserve">організації  _________ </w:t>
+              <w:t>організації  _________       {{</w:t>
             </w:r>
+            <w:proofErr w:type="spellStart"/>
+            <w:r>
+              <w:t>designOrgSignerName</w:t>
+            </w:r>
+            <w:proofErr w:type="spellEnd"/>
             <w:r>
               <w:rPr>
                 <w:lang w:val="uk-UA"/>
               </w:rPr>
-              <w:t xml:space="preserve">      </w:t>
-            </w:r>
-            <w:r>
-              <w:rPr>
-                <w:lang w:val="uk-UA"/>
-              </w:rPr>
-              <w:t>_______________</w:t>
+              <w:t>}}</w:t>
             </w:r>
           </w:p>
           <w:p>
@@ -1672,7 +1389,7 @@
               </w:rPr>
               <w:t>(</w:t>
             </w:r>
-            <w:bookmarkStart w:id="2" w:name="_Hlk144123842"/>
+            <w:bookmarkStart w:id="0" w:name="_Hlk144123842"/>
             <w:r>
               <w:rPr>
                 <w:sz w:val="18"/>
@@ -1681,7 +1398,7 @@
               </w:rPr>
               <w:t>прізвище та ініціали</w:t>
             </w:r>
-            <w:bookmarkEnd w:id="2"/>
+            <w:bookmarkEnd w:id="0"/>
             <w:r>
               <w:rPr>
                 <w:sz w:val="18"/>
@@ -1723,7 +1440,6 @@
           <w:sz w:val="24"/>
           <w:szCs w:val="24"/>
         </w:rPr>
-        <w:lastRenderedPageBreak/>
         <w:t xml:space="preserve">{Додаток 5 із змінами, внесеними згідно з </w:t>
       </w:r>
       <w:r>
@@ -1771,7 +1487,7 @@
 </file>
 
 <file path=word/endnotes.xml><?xml version="1.0" encoding="utf-8"?>
-<w:endnotes xmlns:wpc="http://schemas.microsoft.com/office/word/2010/wordprocessingCanvas" xmlns:cx="http://schemas.microsoft.com/office/drawing/2014/chartex" xmlns:cx1="http://schemas.microsoft.com/office/drawing/2015/9/8/chartex" xmlns:mc="http://schemas.openxmlformats.org/markup-compatibility/2006" xmlns:o="urn:schemas-microsoft-com:office:office" xmlns:r="http://schemas.openxmlformats.org/officeDocument/2006/relationships" xmlns:m="http://schemas.openxmlformats.org/officeDocument/2006/math" xmlns:v="urn:schemas-microsoft-com:vml" xmlns:wp14="http://schemas.microsoft.com/office/word/2010/wordprocessingDrawing" xmlns:wp="http://schemas.openxmlformats.org/drawingml/2006/wordprocessingDrawing" xmlns:w10="urn:schemas-microsoft-com:office:word" xmlns:w="http://schemas.openxmlformats.org/wordprocessingml/2006/main" xmlns:w14="http://schemas.microsoft.com/office/word/2010/wordml" xmlns:w15="http://schemas.microsoft.com/office/word/2012/wordml" xmlns:w16se="http://schemas.microsoft.com/office/word/2015/wordml/symex" xmlns:wpg="http://schemas.microsoft.com/office/word/2010/wordprocessingGroup" xmlns:wpi="http://schemas.microsoft.com/office/word/2010/wordprocessingInk" xmlns:wne="http://schemas.microsoft.com/office/word/2006/wordml" xmlns:wps="http://schemas.microsoft.com/office/word/2010/wordprocessingShape" mc:Ignorable="w14 w15 w16se wp14">
+<w:endnotes xmlns:wpc="http://schemas.microsoft.com/office/word/2010/wordprocessingCanvas" xmlns:cx="http://schemas.microsoft.com/office/drawing/2014/chartex" xmlns:cx1="http://schemas.microsoft.com/office/drawing/2015/9/8/chartex" xmlns:cx2="http://schemas.microsoft.com/office/drawing/2015/10/21/chartex" xmlns:cx3="http://schemas.microsoft.com/office/drawing/2016/5/9/chartex" xmlns:cx4="http://schemas.microsoft.com/office/drawing/2016/5/10/chartex" xmlns:cx5="http://schemas.microsoft.com/office/drawing/2016/5/11/chartex" xmlns:cx6="http://schemas.microsoft.com/office/drawing/2016/5/12/chartex" xmlns:cx7="http://schemas.microsoft.com/office/drawing/2016/5/13/chartex" xmlns:cx8="http://schemas.microsoft.com/office/drawing/2016/5/14/chartex" xmlns:mc="http://schemas.openxmlformats.org/markup-compatibility/2006" xmlns:aink="http://schemas.microsoft.com/office/drawing/2016/ink" xmlns:am3d="http://schemas.microsoft.com/office/drawing/2017/model3d" xmlns:o="urn:schemas-microsoft-com:office:office" xmlns:r="http://schemas.openxmlformats.org/officeDocument/2006/relationships" xmlns:m="http://schemas.openxmlformats.org/officeDocument/2006/math" xmlns:v="urn:schemas-microsoft-com:vml" xmlns:wp14="http://schemas.microsoft.com/office/word/2010/wordprocessingDrawing" xmlns:wp="http://schemas.openxmlformats.org/drawingml/2006/wordprocessingDrawing" xmlns:w10="urn:schemas-microsoft-com:office:word" xmlns:w="http://schemas.openxmlformats.org/wordprocessingml/2006/main" xmlns:w14="http://schemas.microsoft.com/office/word/2010/wordml" xmlns:w15="http://schemas.microsoft.com/office/word/2012/wordml" xmlns:w16cex="http://schemas.microsoft.com/office/word/2018/wordml/cex" xmlns:w16cid="http://schemas.microsoft.com/office/word/2016/wordml/cid" xmlns:w16="http://schemas.microsoft.com/office/word/2018/wordml" xmlns:w16sdtdh="http://schemas.microsoft.com/office/word/2020/wordml/sdtdatahash" xmlns:w16se="http://schemas.microsoft.com/office/word/2015/wordml/symex" xmlns:wpg="http://schemas.microsoft.com/office/word/2010/wordprocessingGroup" xmlns:wpi="http://schemas.microsoft.com/office/word/2010/wordprocessingInk" xmlns:wne="http://schemas.microsoft.com/office/word/2006/wordml" xmlns:wps="http://schemas.microsoft.com/office/word/2010/wordprocessingShape" mc:Ignorable="w14 w15 w16se w16cid w16 w16cex w16sdtdh wp14">
   <w:endnote w:type="separator" w:id="-1">
     <w:p>
       <w:r>
@@ -1790,7 +1506,7 @@
 </file>
 
 <file path=word/footer1.xml><?xml version="1.0" encoding="utf-8"?>
-<w:ftr xmlns:wpc="http://schemas.microsoft.com/office/word/2010/wordprocessingCanvas" xmlns:cx="http://schemas.microsoft.com/office/drawing/2014/chartex" xmlns:cx1="http://schemas.microsoft.com/office/drawing/2015/9/8/chartex" xmlns:mc="http://schemas.openxmlformats.org/markup-compatibility/2006" xmlns:o="urn:schemas-microsoft-com:office:office" xmlns:r="http://schemas.openxmlformats.org/officeDocument/2006/relationships" xmlns:m="http://schemas.openxmlformats.org/officeDocument/2006/math" xmlns:v="urn:schemas-microsoft-com:vml" xmlns:wp14="http://schemas.microsoft.com/office/word/2010/wordprocessingDrawing" xmlns:wp="http://schemas.openxmlformats.org/drawingml/2006/wordprocessingDrawing" xmlns:w10="urn:schemas-microsoft-com:office:word" xmlns:w="http://schemas.openxmlformats.org/wordprocessingml/2006/main" xmlns:w14="http://schemas.microsoft.com/office/word/2010/wordml" xmlns:w15="http://schemas.microsoft.com/office/word/2012/wordml" xmlns:w16se="http://schemas.microsoft.com/office/word/2015/wordml/symex" xmlns:wpg="http://schemas.microsoft.com/office/word/2010/wordprocessingGroup" xmlns:wpi="http://schemas.microsoft.com/office/word/2010/wordprocessingInk" xmlns:wne="http://schemas.microsoft.com/office/word/2006/wordml" xmlns:wps="http://schemas.microsoft.com/office/word/2010/wordprocessingShape" mc:Ignorable="w14 w15 w16se wp14">
+<w:ftr xmlns:wpc="http://schemas.microsoft.com/office/word/2010/wordprocessingCanvas" xmlns:cx="http://schemas.microsoft.com/office/drawing/2014/chartex" xmlns:cx1="http://schemas.microsoft.com/office/drawing/2015/9/8/chartex" xmlns:cx2="http://schemas.microsoft.com/office/drawing/2015/10/21/chartex" xmlns:cx3="http://schemas.microsoft.com/office/drawing/2016/5/9/chartex" xmlns:cx4="http://schemas.microsoft.com/office/drawing/2016/5/10/chartex" xmlns:cx5="http://schemas.microsoft.com/office/drawing/2016/5/11/chartex" xmlns:cx6="http://schemas.microsoft.com/office/drawing/2016/5/12/chartex" xmlns:cx7="http://schemas.microsoft.com/office/drawing/2016/5/13/chartex" xmlns:cx8="http://schemas.microsoft.com/office/drawing/2016/5/14/chartex" xmlns:mc="http://schemas.openxmlformats.org/markup-compatibility/2006" xmlns:aink="http://schemas.microsoft.com/office/drawing/2016/ink" xmlns:am3d="http://schemas.microsoft.com/office/drawing/2017/model3d" xmlns:o="urn:schemas-microsoft-com:office:office" xmlns:r="http://schemas.openxmlformats.org/officeDocument/2006/relationships" xmlns:m="http://schemas.openxmlformats.org/officeDocument/2006/math" xmlns:v="urn:schemas-microsoft-com:vml" xmlns:wp14="http://schemas.microsoft.com/office/word/2010/wordprocessingDrawing" xmlns:wp="http://schemas.openxmlformats.org/drawingml/2006/wordprocessingDrawing" xmlns:w10="urn:schemas-microsoft-com:office:word" xmlns:w="http://schemas.openxmlformats.org/wordprocessingml/2006/main" xmlns:w14="http://schemas.microsoft.com/office/word/2010/wordml" xmlns:w15="http://schemas.microsoft.com/office/word/2012/wordml" xmlns:w16cex="http://schemas.microsoft.com/office/word/2018/wordml/cex" xmlns:w16cid="http://schemas.microsoft.com/office/word/2016/wordml/cid" xmlns:w16="http://schemas.microsoft.com/office/word/2018/wordml" xmlns:w16sdtdh="http://schemas.microsoft.com/office/word/2020/wordml/sdtdatahash" xmlns:w16se="http://schemas.microsoft.com/office/word/2015/wordml/symex" xmlns:wpg="http://schemas.microsoft.com/office/word/2010/wordprocessingGroup" xmlns:wpi="http://schemas.microsoft.com/office/word/2010/wordprocessingInk" xmlns:wne="http://schemas.microsoft.com/office/word/2006/wordml" xmlns:wps="http://schemas.microsoft.com/office/word/2010/wordprocessingShape" mc:Ignorable="w14 w15 w16se w16cid w16 w16cex w16sdtdh wp14">
   <w:p>
     <w:pPr>
       <w:pStyle w:val="ab"/>
@@ -1802,7 +1518,7 @@
 </file>
 
 <file path=word/footnotes.xml><?xml version="1.0" encoding="utf-8"?>
-<w:footnotes xmlns:wpc="http://schemas.microsoft.com/office/word/2010/wordprocessingCanvas" xmlns:cx="http://schemas.microsoft.com/office/drawing/2014/chartex" xmlns:cx1="http://schemas.microsoft.com/office/drawing/2015/9/8/chartex" xmlns:mc="http://schemas.openxmlformats.org/markup-compatibility/2006" xmlns:o="urn:schemas-microsoft-com:office:office" xmlns:r="http://schemas.openxmlformats.org/officeDocument/2006/relationships" xmlns:m="http://schemas.openxmlformats.org/officeDocument/2006/math" xmlns:v="urn:schemas-microsoft-com:vml" xmlns:wp14="http://schemas.microsoft.com/office/word/2010/wordprocessingDrawing" xmlns:wp="http://schemas.openxmlformats.org/drawingml/2006/wordprocessingDrawing" xmlns:w10="urn:schemas-microsoft-com:office:word" xmlns:w="http://schemas.openxmlformats.org/wordprocessingml/2006/main" xmlns:w14="http://schemas.microsoft.com/office/word/2010/wordml" xmlns:w15="http://schemas.microsoft.com/office/word/2012/wordml" xmlns:w16se="http://schemas.microsoft.com/office/word/2015/wordml/symex" xmlns:wpg="http://schemas.microsoft.com/office/word/2010/wordprocessingGroup" xmlns:wpi="http://schemas.microsoft.com/office/word/2010/wordprocessingInk" xmlns:wne="http://schemas.microsoft.com/office/word/2006/wordml" xmlns:wps="http://schemas.microsoft.com/office/word/2010/wordprocessingShape" mc:Ignorable="w14 w15 w16se wp14">
+<w:footnotes xmlns:wpc="http://schemas.microsoft.com/office/word/2010/wordprocessingCanvas" xmlns:cx="http://schemas.microsoft.com/office/drawing/2014/chartex" xmlns:cx1="http://schemas.microsoft.com/office/drawing/2015/9/8/chartex" xmlns:cx2="http://schemas.microsoft.com/office/drawing/2015/10/21/chartex" xmlns:cx3="http://schemas.microsoft.com/office/drawing/2016/5/9/chartex" xmlns:cx4="http://schemas.microsoft.com/office/drawing/2016/5/10/chartex" xmlns:cx5="http://schemas.microsoft.com/office/drawing/2016/5/11/chartex" xmlns:cx6="http://schemas.microsoft.com/office/drawing/2016/5/12/chartex" xmlns:cx7="http://schemas.microsoft.com/office/drawing/2016/5/13/chartex" xmlns:cx8="http://schemas.microsoft.com/office/drawing/2016/5/14/chartex" xmlns:mc="http://schemas.openxmlformats.org/markup-compatibility/2006" xmlns:aink="http://schemas.microsoft.com/office/drawing/2016/ink" xmlns:am3d="http://schemas.microsoft.com/office/drawing/2017/model3d" xmlns:o="urn:schemas-microsoft-com:office:office" xmlns:r="http://schemas.openxmlformats.org/officeDocument/2006/relationships" xmlns:m="http://schemas.openxmlformats.org/officeDocument/2006/math" xmlns:v="urn:schemas-microsoft-com:vml" xmlns:wp14="http://schemas.microsoft.com/office/word/2010/wordprocessingDrawing" xmlns:wp="http://schemas.openxmlformats.org/drawingml/2006/wordprocessingDrawing" xmlns:w10="urn:schemas-microsoft-com:office:word" xmlns:w="http://schemas.openxmlformats.org/wordprocessingml/2006/main" xmlns:w14="http://schemas.microsoft.com/office/word/2010/wordml" xmlns:w15="http://schemas.microsoft.com/office/word/2012/wordml" xmlns:w16cex="http://schemas.microsoft.com/office/word/2018/wordml/cex" xmlns:w16cid="http://schemas.microsoft.com/office/word/2016/wordml/cid" xmlns:w16="http://schemas.microsoft.com/office/word/2018/wordml" xmlns:w16sdtdh="http://schemas.microsoft.com/office/word/2020/wordml/sdtdatahash" xmlns:w16se="http://schemas.microsoft.com/office/word/2015/wordml/symex" xmlns:wpg="http://schemas.microsoft.com/office/word/2010/wordprocessingGroup" xmlns:wpi="http://schemas.microsoft.com/office/word/2010/wordprocessingInk" xmlns:wne="http://schemas.microsoft.com/office/word/2006/wordml" xmlns:wps="http://schemas.microsoft.com/office/word/2010/wordprocessingShape" mc:Ignorable="w14 w15 w16se w16cid w16 w16cex w16sdtdh wp14">
   <w:footnote w:type="separator" w:id="-1">
     <w:p>
       <w:r>
@@ -1821,7 +1537,7 @@
 </file>
 
 <file path=word/header1.xml><?xml version="1.0" encoding="utf-8"?>
-<w:hdr xmlns:wpc="http://schemas.microsoft.com/office/word/2010/wordprocessingCanvas" xmlns:cx="http://schemas.microsoft.com/office/drawing/2014/chartex" xmlns:cx1="http://schemas.microsoft.com/office/drawing/2015/9/8/chartex" xmlns:mc="http://schemas.openxmlformats.org/markup-compatibility/2006" xmlns:o="urn:schemas-microsoft-com:office:office" xmlns:r="http://schemas.openxmlformats.org/officeDocument/2006/relationships" xmlns:m="http://schemas.openxmlformats.org/officeDocument/2006/math" xmlns:v="urn:schemas-microsoft-com:vml" xmlns:wp14="http://schemas.microsoft.com/office/word/2010/wordprocessingDrawing" xmlns:wp="http://schemas.openxmlformats.org/drawingml/2006/wordprocessingDrawing" xmlns:w10="urn:schemas-microsoft-com:office:word" xmlns:w="http://schemas.openxmlformats.org/wordprocessingml/2006/main" xmlns:w14="http://schemas.microsoft.com/office/word/2010/wordml" xmlns:w15="http://schemas.microsoft.com/office/word/2012/wordml" xmlns:w16se="http://schemas.microsoft.com/office/word/2015/wordml/symex" xmlns:wpg="http://schemas.microsoft.com/office/word/2010/wordprocessingGroup" xmlns:wpi="http://schemas.microsoft.com/office/word/2010/wordprocessingInk" xmlns:wne="http://schemas.microsoft.com/office/word/2006/wordml" xmlns:wps="http://schemas.microsoft.com/office/word/2010/wordprocessingShape" mc:Ignorable="w14 w15 w16se wp14">
+<w:hdr xmlns:wpc="http://schemas.microsoft.com/office/word/2010/wordprocessingCanvas" xmlns:cx="http://schemas.microsoft.com/office/drawing/2014/chartex" xmlns:cx1="http://schemas.microsoft.com/office/drawing/2015/9/8/chartex" xmlns:cx2="http://schemas.microsoft.com/office/drawing/2015/10/21/chartex" xmlns:cx3="http://schemas.microsoft.com/office/drawing/2016/5/9/chartex" xmlns:cx4="http://schemas.microsoft.com/office/drawing/2016/5/10/chartex" xmlns:cx5="http://schemas.microsoft.com/office/drawing/2016/5/11/chartex" xmlns:cx6="http://schemas.microsoft.com/office/drawing/2016/5/12/chartex" xmlns:cx7="http://schemas.microsoft.com/office/drawing/2016/5/13/chartex" xmlns:cx8="http://schemas.microsoft.com/office/drawing/2016/5/14/chartex" xmlns:mc="http://schemas.openxmlformats.org/markup-compatibility/2006" xmlns:aink="http://schemas.microsoft.com/office/drawing/2016/ink" xmlns:am3d="http://schemas.microsoft.com/office/drawing/2017/model3d" xmlns:o="urn:schemas-microsoft-com:office:office" xmlns:r="http://schemas.openxmlformats.org/officeDocument/2006/relationships" xmlns:m="http://schemas.openxmlformats.org/officeDocument/2006/math" xmlns:v="urn:schemas-microsoft-com:vml" xmlns:wp14="http://schemas.microsoft.com/office/word/2010/wordprocessingDrawing" xmlns:wp="http://schemas.openxmlformats.org/drawingml/2006/wordprocessingDrawing" xmlns:w10="urn:schemas-microsoft-com:office:word" xmlns:w="http://schemas.openxmlformats.org/wordprocessingml/2006/main" xmlns:w14="http://schemas.microsoft.com/office/word/2010/wordml" xmlns:w15="http://schemas.microsoft.com/office/word/2012/wordml" xmlns:w16cex="http://schemas.microsoft.com/office/word/2018/wordml/cex" xmlns:w16cid="http://schemas.microsoft.com/office/word/2016/wordml/cid" xmlns:w16="http://schemas.microsoft.com/office/word/2018/wordml" xmlns:w16sdtdh="http://schemas.microsoft.com/office/word/2020/wordml/sdtdatahash" xmlns:w16se="http://schemas.microsoft.com/office/word/2015/wordml/symex" xmlns:wpg="http://schemas.microsoft.com/office/word/2010/wordprocessingGroup" xmlns:wpi="http://schemas.microsoft.com/office/word/2010/wordprocessingInk" xmlns:wne="http://schemas.microsoft.com/office/word/2006/wordml" xmlns:wps="http://schemas.microsoft.com/office/word/2010/wordprocessingShape" mc:Ignorable="w14 w15 w16se w16cid w16 w16cex w16sdtdh wp14">
   <w:sdt>
     <w:sdtPr>
       <w:id w:val="-1127167104"/>
@@ -1867,7 +1583,7 @@
 </file>
 
 <file path=word/numbering.xml><?xml version="1.0" encoding="utf-8"?>
-<w:numbering xmlns:wpc="http://schemas.microsoft.com/office/word/2010/wordprocessingCanvas" xmlns:cx="http://schemas.microsoft.com/office/drawing/2014/chartex" xmlns:cx1="http://schemas.microsoft.com/office/drawing/2015/9/8/chartex" xmlns:mc="http://schemas.openxmlformats.org/markup-compatibility/2006" xmlns:o="urn:schemas-microsoft-com:office:office" xmlns:r="http://schemas.openxmlformats.org/officeDocument/2006/relationships" xmlns:m="http://schemas.openxmlformats.org/officeDocument/2006/math" xmlns:v="urn:schemas-microsoft-com:vml" xmlns:wp14="http://schemas.microsoft.com/office/word/2010/wordprocessingDrawing" xmlns:wp="http://schemas.openxmlformats.org/drawingml/2006/wordprocessingDrawing" xmlns:w10="urn:schemas-microsoft-com:office:word" xmlns:w="http://schemas.openxmlformats.org/wordprocessingml/2006/main" xmlns:w14="http://schemas.microsoft.com/office/word/2010/wordml" xmlns:w15="http://schemas.microsoft.com/office/word/2012/wordml" xmlns:w16se="http://schemas.microsoft.com/office/word/2015/wordml/symex" xmlns:wpg="http://schemas.microsoft.com/office/word/2010/wordprocessingGroup" xmlns:wpi="http://schemas.microsoft.com/office/word/2010/wordprocessingInk" xmlns:wne="http://schemas.microsoft.com/office/word/2006/wordml" xmlns:wps="http://schemas.microsoft.com/office/word/2010/wordprocessingShape" mc:Ignorable="w14 w15 w16se wp14">
+<w:numbering xmlns:wpc="http://schemas.microsoft.com/office/word/2010/wordprocessingCanvas" xmlns:cx="http://schemas.microsoft.com/office/drawing/2014/chartex" xmlns:cx1="http://schemas.microsoft.com/office/drawing/2015/9/8/chartex" xmlns:cx2="http://schemas.microsoft.com/office/drawing/2015/10/21/chartex" xmlns:cx3="http://schemas.microsoft.com/office/drawing/2016/5/9/chartex" xmlns:cx4="http://schemas.microsoft.com/office/drawing/2016/5/10/chartex" xmlns:cx5="http://schemas.microsoft.com/office/drawing/2016/5/11/chartex" xmlns:cx6="http://schemas.microsoft.com/office/drawing/2016/5/12/chartex" xmlns:cx7="http://schemas.microsoft.com/office/drawing/2016/5/13/chartex" xmlns:cx8="http://schemas.microsoft.com/office/drawing/2016/5/14/chartex" xmlns:mc="http://schemas.openxmlformats.org/markup-compatibility/2006" xmlns:aink="http://schemas.microsoft.com/office/drawing/2016/ink" xmlns:am3d="http://schemas.microsoft.com/office/drawing/2017/model3d" xmlns:o="urn:schemas-microsoft-com:office:office" xmlns:r="http://schemas.openxmlformats.org/officeDocument/2006/relationships" xmlns:m="http://schemas.openxmlformats.org/officeDocument/2006/math" xmlns:v="urn:schemas-microsoft-com:vml" xmlns:wp14="http://schemas.microsoft.com/office/word/2010/wordprocessingDrawing" xmlns:wp="http://schemas.openxmlformats.org/drawingml/2006/wordprocessingDrawing" xmlns:w10="urn:schemas-microsoft-com:office:word" xmlns:w="http://schemas.openxmlformats.org/wordprocessingml/2006/main" xmlns:w14="http://schemas.microsoft.com/office/word/2010/wordml" xmlns:w15="http://schemas.microsoft.com/office/word/2012/wordml" xmlns:w16cex="http://schemas.microsoft.com/office/word/2018/wordml/cex" xmlns:w16cid="http://schemas.microsoft.com/office/word/2016/wordml/cid" xmlns:w16="http://schemas.microsoft.com/office/word/2018/wordml" xmlns:w16sdtdh="http://schemas.microsoft.com/office/word/2020/wordml/sdtdatahash" xmlns:w16se="http://schemas.microsoft.com/office/word/2015/wordml/symex" xmlns:wpg="http://schemas.microsoft.com/office/word/2010/wordprocessingGroup" xmlns:wpi="http://schemas.microsoft.com/office/word/2010/wordprocessingInk" xmlns:wne="http://schemas.microsoft.com/office/word/2006/wordml" xmlns:wps="http://schemas.microsoft.com/office/word/2010/wordprocessingShape" mc:Ignorable="w14 w15 w16se w16cid w16 w16cex w16sdtdh wp14">
   <w:abstractNum w:abstractNumId="0" w15:restartNumberingAfterBreak="0">
     <w:nsid w:val="006C5DF8"/>
     <w:multiLevelType w:val="singleLevel"/>
@@ -6322,7 +6038,7 @@
 </file>
 
 <file path=word/styles.xml><?xml version="1.0" encoding="utf-8"?>
-<w:styles xmlns:mc="http://schemas.openxmlformats.org/markup-compatibility/2006" xmlns:r="http://schemas.openxmlformats.org/officeDocument/2006/relationships" xmlns:w="http://schemas.openxmlformats.org/wordprocessingml/2006/main" xmlns:w14="http://schemas.microsoft.com/office/word/2010/wordml" xmlns:w15="http://schemas.microsoft.com/office/word/2012/wordml" xmlns:w16se="http://schemas.microsoft.com/office/word/2015/wordml/symex" mc:Ignorable="w14 w15 w16se">
+<w:styles xmlns:mc="http://schemas.openxmlformats.org/markup-compatibility/2006" xmlns:r="http://schemas.openxmlformats.org/officeDocument/2006/relationships" xmlns:w="http://schemas.openxmlformats.org/wordprocessingml/2006/main" xmlns:w14="http://schemas.microsoft.com/office/word/2010/wordml" xmlns:w15="http://schemas.microsoft.com/office/word/2012/wordml" xmlns:w16cex="http://schemas.microsoft.com/office/word/2018/wordml/cex" xmlns:w16cid="http://schemas.microsoft.com/office/word/2016/wordml/cid" xmlns:w16="http://schemas.microsoft.com/office/word/2018/wordml" xmlns:w16sdtdh="http://schemas.microsoft.com/office/word/2020/wordml/sdtdatahash" xmlns:w16se="http://schemas.microsoft.com/office/word/2015/wordml/symex" mc:Ignorable="w14 w15 w16se w16cid w16 w16cex w16sdtdh">
   <w:docDefaults>
     <w:rPrDefault>
       <w:rPr>
@@ -6332,7 +6048,7 @@
     </w:rPrDefault>
     <w:pPrDefault/>
   </w:docDefaults>
-  <w:latentStyles w:defLockedState="0" w:defUIPriority="99" w:defSemiHidden="0" w:defUnhideWhenUsed="0" w:defQFormat="0" w:count="371">
+  <w:latentStyles w:defLockedState="0" w:defUIPriority="99" w:defSemiHidden="0" w:defUnhideWhenUsed="0" w:defQFormat="0" w:count="376">
     <w:lsdException w:name="Normal" w:uiPriority="0" w:qFormat="1"/>
     <w:lsdException w:name="heading 1" w:uiPriority="9" w:qFormat="1"/>
     <w:lsdException w:name="heading 2" w:uiPriority="9" w:qFormat="1"/>
@@ -6438,7 +6154,6 @@
     <w:lsdException w:name="HTML Sample" w:semiHidden="1" w:unhideWhenUsed="1"/>
     <w:lsdException w:name="HTML Typewriter" w:semiHidden="1" w:unhideWhenUsed="1"/>
     <w:lsdException w:name="HTML Variable" w:semiHidden="1" w:unhideWhenUsed="1"/>
-    <w:lsdException w:name="Normal Table" w:semiHidden="1" w:unhideWhenUsed="1"/>
     <w:lsdException w:name="annotation subject" w:semiHidden="1" w:unhideWhenUsed="1"/>
     <w:lsdException w:name="No List" w:semiHidden="1" w:unhideWhenUsed="1"/>
     <w:lsdException w:name="Outline List 1" w:semiHidden="1" w:unhideWhenUsed="1"/>
@@ -6481,11 +6196,8 @@
     <w:lsdException w:name="Table Contemporary" w:semiHidden="1" w:unhideWhenUsed="1"/>
     <w:lsdException w:name="Table Elegant" w:semiHidden="1" w:unhideWhenUsed="1"/>
     <w:lsdException w:name="Table Professional" w:semiHidden="1" w:unhideWhenUsed="1"/>
-    <w:lsdException w:name="Table Subtle 1" w:semiHidden="1" w:unhideWhenUsed="1"/>
     <w:lsdException w:name="Table Subtle 2" w:semiHidden="1" w:unhideWhenUsed="1"/>
     <w:lsdException w:name="Table Web 1" w:semiHidden="1" w:unhideWhenUsed="1"/>
-    <w:lsdException w:name="Table Web 2" w:semiHidden="1" w:unhideWhenUsed="1"/>
-    <w:lsdException w:name="Table Web 3" w:semiHidden="1" w:unhideWhenUsed="1"/>
     <w:lsdException w:name="Balloon Text" w:semiHidden="1" w:unhideWhenUsed="1"/>
     <w:lsdException w:name="Table Grid" w:uiPriority="39"/>
     <w:lsdException w:name="Table Theme" w:semiHidden="1" w:unhideWhenUsed="1"/>
@@ -6704,6 +6416,11 @@
     <w:lsdException w:name="List Table 5 Dark Accent 6" w:uiPriority="50"/>
     <w:lsdException w:name="List Table 6 Colorful Accent 6" w:uiPriority="51"/>
     <w:lsdException w:name="List Table 7 Colorful Accent 6" w:uiPriority="52"/>
+    <w:lsdException w:name="Mention" w:semiHidden="1" w:unhideWhenUsed="1"/>
+    <w:lsdException w:name="Smart Hyperlink" w:semiHidden="1" w:unhideWhenUsed="1"/>
+    <w:lsdException w:name="Hashtag" w:semiHidden="1" w:unhideWhenUsed="1"/>
+    <w:lsdException w:name="Unresolved Mention" w:semiHidden="1" w:unhideWhenUsed="1"/>
+    <w:lsdException w:name="Smart Link" w:semiHidden="1" w:unhideWhenUsed="1"/>
   </w:latentStyles>
   <w:style w:type="paragraph" w:default="1" w:styleId="a0">
     <w:name w:val="Normal"/>

--- a/client/public/documents/dodatok-5-opytuvalnyi-lyst.docx
+++ b/client/public/documents/dodatok-5-opytuvalnyi-lyst.docx
@@ -1,6 +1,6 @@
 
 <file path=word/document.xml><?xml version="1.0" encoding="utf-8"?>
-<w:document xmlns:wpc="http://schemas.microsoft.com/office/word/2010/wordprocessingCanvas" xmlns:cx="http://schemas.microsoft.com/office/drawing/2014/chartex" xmlns:cx1="http://schemas.microsoft.com/office/drawing/2015/9/8/chartex" xmlns:cx2="http://schemas.microsoft.com/office/drawing/2015/10/21/chartex" xmlns:cx3="http://schemas.microsoft.com/office/drawing/2016/5/9/chartex" xmlns:cx4="http://schemas.microsoft.com/office/drawing/2016/5/10/chartex" xmlns:cx5="http://schemas.microsoft.com/office/drawing/2016/5/11/chartex" xmlns:cx6="http://schemas.microsoft.com/office/drawing/2016/5/12/chartex" xmlns:cx7="http://schemas.microsoft.com/office/drawing/2016/5/13/chartex" xmlns:cx8="http://schemas.microsoft.com/office/drawing/2016/5/14/chartex" xmlns:mc="http://schemas.openxmlformats.org/markup-compatibility/2006" xmlns:aink="http://schemas.microsoft.com/office/drawing/2016/ink" xmlns:am3d="http://schemas.microsoft.com/office/drawing/2017/model3d" xmlns:o="urn:schemas-microsoft-com:office:office" xmlns:r="http://schemas.openxmlformats.org/officeDocument/2006/relationships" xmlns:m="http://schemas.openxmlformats.org/officeDocument/2006/math" xmlns:v="urn:schemas-microsoft-com:vml" xmlns:wp14="http://schemas.microsoft.com/office/word/2010/wordprocessingDrawing" xmlns:wp="http://schemas.openxmlformats.org/drawingml/2006/wordprocessingDrawing" xmlns:w10="urn:schemas-microsoft-com:office:word" xmlns:w="http://schemas.openxmlformats.org/wordprocessingml/2006/main" xmlns:w14="http://schemas.microsoft.com/office/word/2010/wordml" xmlns:w15="http://schemas.microsoft.com/office/word/2012/wordml" xmlns:w16cex="http://schemas.microsoft.com/office/word/2018/wordml/cex" xmlns:w16cid="http://schemas.microsoft.com/office/word/2016/wordml/cid" xmlns:w16="http://schemas.microsoft.com/office/word/2018/wordml" xmlns:w16sdtdh="http://schemas.microsoft.com/office/word/2020/wordml/sdtdatahash" xmlns:w16se="http://schemas.microsoft.com/office/word/2015/wordml/symex" xmlns:wpg="http://schemas.microsoft.com/office/word/2010/wordprocessingGroup" xmlns:wpi="http://schemas.microsoft.com/office/word/2010/wordprocessingInk" xmlns:wne="http://schemas.microsoft.com/office/word/2006/wordml" xmlns:wps="http://schemas.microsoft.com/office/word/2010/wordprocessingShape" mc:Ignorable="w14 w15 w16se w16cid w16 w16cex w16sdtdh wp14">
+<w:document xmlns:wpc="http://schemas.microsoft.com/office/word/2010/wordprocessingCanvas" xmlns:cx="http://schemas.microsoft.com/office/drawing/2014/chartex" xmlns:cx1="http://schemas.microsoft.com/office/drawing/2015/9/8/chartex" xmlns:mc="http://schemas.openxmlformats.org/markup-compatibility/2006" xmlns:o="urn:schemas-microsoft-com:office:office" xmlns:r="http://schemas.openxmlformats.org/officeDocument/2006/relationships" xmlns:m="http://schemas.openxmlformats.org/officeDocument/2006/math" xmlns:v="urn:schemas-microsoft-com:vml" xmlns:wp14="http://schemas.microsoft.com/office/word/2010/wordprocessingDrawing" xmlns:wp="http://schemas.openxmlformats.org/drawingml/2006/wordprocessingDrawing" xmlns:w10="urn:schemas-microsoft-com:office:word" xmlns:w="http://schemas.openxmlformats.org/wordprocessingml/2006/main" xmlns:w14="http://schemas.microsoft.com/office/word/2010/wordml" xmlns:w15="http://schemas.microsoft.com/office/word/2012/wordml" xmlns:w16se="http://schemas.microsoft.com/office/word/2015/wordml/symex" xmlns:wpg="http://schemas.microsoft.com/office/word/2010/wordprocessingGroup" xmlns:wpi="http://schemas.microsoft.com/office/word/2010/wordprocessingInk" xmlns:wne="http://schemas.microsoft.com/office/word/2006/wordml" xmlns:wps="http://schemas.microsoft.com/office/word/2010/wordprocessingShape" mc:Ignorable="w14 w15 w16se wp14">
   <w:body>
     <w:p>
       <w:pPr>
@@ -13,6 +13,8 @@
           <w:szCs w:val="24"/>
         </w:rPr>
       </w:pPr>
+      <w:bookmarkStart w:id="0" w:name="_GoBack"/>
+      <w:bookmarkEnd w:id="0"/>
       <w:r>
         <w:rPr>
           <w:sz w:val="24"/>
@@ -196,7 +198,36 @@
         </w:rPr>
       </w:pPr>
       <w:r>
-        <w:t>Найменування, адреса, адмінрайон, електронна адреса, телефон замовника {{customerSummary}}</w:t>
+        <w:rPr>
+          <w:lang w:val="uk-UA"/>
+        </w:rPr>
+        <w:t xml:space="preserve">Найменування, адреса, </w:t>
+      </w:r>
+      <w:proofErr w:type="spellStart"/>
+      <w:r>
+        <w:rPr>
+          <w:lang w:val="uk-UA"/>
+        </w:rPr>
+        <w:t>адмінрайон</w:t>
+      </w:r>
+      <w:proofErr w:type="spellEnd"/>
+      <w:r>
+        <w:rPr>
+          <w:lang w:val="uk-UA"/>
+        </w:rPr>
+        <w:t>, електронна адреса, телефон замовника _______</w:t>
+      </w:r>
+      <w:r>
+        <w:rPr>
+          <w:lang w:val="uk-UA"/>
+        </w:rPr>
+        <w:t>______</w:t>
+      </w:r>
+      <w:r>
+        <w:rPr>
+          <w:lang w:val="uk-UA"/>
+        </w:rPr>
+        <w:t>______</w:t>
       </w:r>
     </w:p>
     <w:p>
@@ -251,32 +282,19 @@
         <w:rPr>
           <w:lang w:val="uk-UA"/>
         </w:rPr>
-        <w:t xml:space="preserve">Найменування, адреса, електронна адреса, телефон </w:t>
-      </w:r>
-      <w:proofErr w:type="spellStart"/>
-      <w:r>
-        <w:rPr>
-          <w:lang w:val="uk-UA"/>
-        </w:rPr>
-        <w:t>проєктної</w:t>
-      </w:r>
-      <w:proofErr w:type="spellEnd"/>
-      <w:r>
-        <w:rPr>
-          <w:lang w:val="uk-UA"/>
-        </w:rPr>
-        <w:t xml:space="preserve"> організації {{</w:t>
-      </w:r>
-      <w:proofErr w:type="spellStart"/>
-      <w:r>
-        <w:t>designOrgSummary</w:t>
-      </w:r>
-      <w:proofErr w:type="spellEnd"/>
-      <w:r>
-        <w:rPr>
-          <w:lang w:val="uk-UA"/>
-        </w:rPr>
-        <w:t>}}</w:t>
+        <w:t>Найменування, адреса, електронна адреса, телефон проєктної організації</w:t>
+      </w:r>
+      <w:r>
+        <w:rPr>
+          <w:lang w:val="uk-UA"/>
+        </w:rPr>
+        <w:t xml:space="preserve"> </w:t>
+      </w:r>
+      <w:r>
+        <w:rPr>
+          <w:lang w:val="uk-UA"/>
+        </w:rPr>
+        <w:t>______________________</w:t>
       </w:r>
     </w:p>
     <w:p>
@@ -319,18 +337,13 @@
         <w:rPr>
           <w:lang w:val="uk-UA"/>
         </w:rPr>
-        <w:t>Планується будівництво (реконструкція) об’єкта {{</w:t>
-      </w:r>
-      <w:proofErr w:type="spellStart"/>
-      <w:r>
-        <w:t>constructionObjectSummary</w:t>
-      </w:r>
-      <w:proofErr w:type="spellEnd"/>
-      <w:r>
-        <w:rPr>
-          <w:lang w:val="uk-UA"/>
-        </w:rPr>
-        <w:t>}}</w:t>
+        <w:t xml:space="preserve">Планується будівництво (реконструкція) об’єкта </w:t>
+      </w:r>
+      <w:r>
+        <w:rPr>
+          <w:lang w:val="uk-UA"/>
+        </w:rPr>
+        <w:t>__________________________________________</w:t>
       </w:r>
     </w:p>
     <w:p>
@@ -391,32 +404,39 @@
         <w:rPr>
           <w:lang w:val="uk-UA"/>
         </w:rPr>
-        <w:t xml:space="preserve">Рік початку будівництва (реконструкції) </w:t>
+        <w:t>Рік початку будівництва (реконструкції) об</w:t>
+      </w:r>
+      <w:r>
+        <w:rPr>
+          <w:lang w:val="uk-UA"/>
+        </w:rPr>
+        <w:sym w:font="Symbol" w:char="F0A2"/>
       </w:r>
       <w:proofErr w:type="spellStart"/>
       <w:r>
         <w:rPr>
           <w:lang w:val="uk-UA"/>
         </w:rPr>
-        <w:t>обєкта</w:t>
+        <w:t>єкта</w:t>
       </w:r>
       <w:proofErr w:type="spellEnd"/>
       <w:r>
         <w:rPr>
           <w:lang w:val="uk-UA"/>
         </w:rPr>
-        <w:t xml:space="preserve"> {{</w:t>
-      </w:r>
-      <w:proofErr w:type="spellStart"/>
-      <w:r>
-        <w:t>constructionStartYear</w:t>
-      </w:r>
-      <w:proofErr w:type="spellEnd"/>
-      <w:r>
-        <w:rPr>
-          <w:lang w:val="uk-UA"/>
-        </w:rPr>
-        <w:t xml:space="preserve">}} </w:t>
+        <w:t xml:space="preserve"> </w:t>
+      </w:r>
+      <w:r>
+        <w:rPr>
+          <w:lang w:val="uk-UA"/>
+        </w:rPr>
+        <w:t>__________________________________________</w:t>
+      </w:r>
+      <w:r>
+        <w:rPr>
+          <w:lang w:val="uk-UA"/>
+        </w:rPr>
+        <w:t xml:space="preserve"> </w:t>
       </w:r>
     </w:p>
     <w:p>
@@ -438,32 +458,33 @@
         <w:rPr>
           <w:lang w:val="uk-UA"/>
         </w:rPr>
-        <w:t xml:space="preserve">Рік введення в експлуатацію </w:t>
+        <w:t>Рік введення в експлуатацію об</w:t>
+      </w:r>
+      <w:r>
+        <w:rPr>
+          <w:lang w:val="uk-UA"/>
+        </w:rPr>
+        <w:sym w:font="Symbol" w:char="F0A2"/>
       </w:r>
       <w:proofErr w:type="spellStart"/>
       <w:r>
         <w:rPr>
           <w:lang w:val="uk-UA"/>
         </w:rPr>
-        <w:t>обєкта</w:t>
+        <w:t>єкта</w:t>
       </w:r>
       <w:proofErr w:type="spellEnd"/>
       <w:r>
         <w:rPr>
           <w:lang w:val="uk-UA"/>
         </w:rPr>
-        <w:t xml:space="preserve"> {{</w:t>
-      </w:r>
-      <w:proofErr w:type="spellStart"/>
-      <w:r>
-        <w:t>commissioningYear</w:t>
-      </w:r>
-      <w:proofErr w:type="spellEnd"/>
-      <w:r>
-        <w:rPr>
-          <w:lang w:val="uk-UA"/>
-        </w:rPr>
-        <w:t>}}</w:t>
+        <w:t xml:space="preserve"> </w:t>
+      </w:r>
+      <w:r>
+        <w:rPr>
+          <w:lang w:val="uk-UA"/>
+        </w:rPr>
+        <w:t>____________________________________________________</w:t>
       </w:r>
     </w:p>
     <w:p>
@@ -482,7 +503,50 @@
         </w:rPr>
       </w:pPr>
       <w:r>
-        <w:t>Дозволене теплове навантаження (за договором) {{permittedHeatLoad}} Гкал/год (МВт)</w:t>
+        <w:rPr>
+          <w:lang w:val="uk-UA"/>
+        </w:rPr>
+        <w:t xml:space="preserve">Дозволене теплове навантаження (за договором) </w:t>
+      </w:r>
+      <w:r>
+        <w:rPr>
+          <w:lang w:val="uk-UA"/>
+        </w:rPr>
+        <w:t>____________________________</w:t>
+      </w:r>
+      <w:r>
+        <w:rPr>
+          <w:lang w:val="uk-UA"/>
+        </w:rPr>
+        <w:t xml:space="preserve"> </w:t>
+      </w:r>
+      <w:proofErr w:type="spellStart"/>
+      <w:r>
+        <w:rPr>
+          <w:lang w:val="uk-UA"/>
+        </w:rPr>
+        <w:t>Гкал</w:t>
+      </w:r>
+      <w:proofErr w:type="spellEnd"/>
+      <w:r>
+        <w:rPr>
+          <w:lang w:val="uk-UA"/>
+        </w:rPr>
+        <w:t>/год (</w:t>
+      </w:r>
+      <w:proofErr w:type="spellStart"/>
+      <w:r>
+        <w:rPr>
+          <w:lang w:val="uk-UA"/>
+        </w:rPr>
+        <w:t>МВт</w:t>
+      </w:r>
+      <w:proofErr w:type="spellEnd"/>
+      <w:r>
+        <w:rPr>
+          <w:lang w:val="uk-UA"/>
+        </w:rPr>
+        <w:t>)</w:t>
       </w:r>
     </w:p>
     <w:p>
@@ -502,9 +566,22 @@
       </w:pPr>
       <w:r>
         <w:rPr>
-          <w:lang w:val="uk-UA"/>
-        </w:rPr>
-        <w:t>Договір постачання (</w:t>
+          <w:bCs/>
+          <w:lang w:val="uk-UA"/>
+        </w:rPr>
+        <w:t>Договір</w:t>
+      </w:r>
+      <w:r>
+        <w:rPr>
+          <w:lang w:val="uk-UA"/>
+        </w:rPr>
+        <w:t xml:space="preserve"> </w:t>
+      </w:r>
+      <w:r>
+        <w:rPr>
+          <w:lang w:val="uk-UA"/>
+        </w:rPr>
+        <w:t>постачання (</w:t>
       </w:r>
       <w:proofErr w:type="spellStart"/>
       <w:r>
@@ -518,18 +595,43 @@
         <w:rPr>
           <w:lang w:val="uk-UA"/>
         </w:rPr>
-        <w:t>) /транспортування теплової енергії № {{</w:t>
-      </w:r>
-      <w:proofErr w:type="spellStart"/>
-      <w:r>
-        <w:t>supplyOrTransportContractNumber</w:t>
-      </w:r>
-      <w:proofErr w:type="spellEnd"/>
-      <w:r>
-        <w:rPr>
-          <w:lang w:val="uk-UA"/>
-        </w:rPr>
-        <w:t>}}</w:t>
+        <w:t>) /транспортування теплово</w:t>
+      </w:r>
+      <w:r>
+        <w:rPr>
+          <w:lang w:val="uk-UA"/>
+        </w:rPr>
+        <w:t>ї</w:t>
+      </w:r>
+      <w:r>
+        <w:rPr>
+          <w:lang w:val="uk-UA"/>
+        </w:rPr>
+        <w:t xml:space="preserve"> енергі</w:t>
+      </w:r>
+      <w:r>
+        <w:rPr>
+          <w:lang w:val="uk-UA"/>
+        </w:rPr>
+        <w:t>ї</w:t>
+      </w:r>
+      <w:r>
+        <w:rPr>
+          <w:lang w:val="uk-UA"/>
+        </w:rPr>
+        <w:t xml:space="preserve"> № _</w:t>
+      </w:r>
+      <w:r>
+        <w:rPr>
+          <w:lang w:val="uk-UA"/>
+        </w:rPr>
+        <w:t>__________</w:t>
+      </w:r>
+      <w:r>
+        <w:rPr>
+          <w:lang w:val="uk-UA"/>
+        </w:rPr>
+        <w:t>_________</w:t>
       </w:r>
     </w:p>
     <w:p>
@@ -547,22 +649,58 @@
           <w:lang w:val="uk-UA"/>
         </w:rPr>
       </w:pPr>
-      <w:r>
-        <w:rPr>
-          <w:lang w:val="uk-UA"/>
-        </w:rPr>
-        <w:t>Додаткова величина технічної (пропускної) потужності в точці приєднання {{</w:t>
-      </w:r>
+      <w:bookmarkStart w:id="1" w:name="_Hlk146325056"/>
       <w:proofErr w:type="spellStart"/>
       <w:r>
-        <w:t>additionalCapacity</w:t>
+        <w:t>Додаткова</w:t>
       </w:r>
       <w:proofErr w:type="spellEnd"/>
       <w:r>
-        <w:rPr>
-          <w:lang w:val="uk-UA"/>
-        </w:rPr>
-        <w:t>}}</w:t>
+        <w:t xml:space="preserve"> величина </w:t>
+      </w:r>
+      <w:proofErr w:type="spellStart"/>
+      <w:r>
+        <w:t>технічної</w:t>
+      </w:r>
+      <w:proofErr w:type="spellEnd"/>
+      <w:r>
+        <w:t xml:space="preserve"> (</w:t>
+      </w:r>
+      <w:proofErr w:type="spellStart"/>
+      <w:r>
+        <w:t>пропускної</w:t>
+      </w:r>
+      <w:proofErr w:type="spellEnd"/>
+      <w:r>
+        <w:t xml:space="preserve">) </w:t>
+      </w:r>
+      <w:proofErr w:type="spellStart"/>
+      <w:r>
+        <w:t>потужності</w:t>
+      </w:r>
+      <w:proofErr w:type="spellEnd"/>
+      <w:r>
+        <w:t xml:space="preserve"> в </w:t>
+      </w:r>
+      <w:proofErr w:type="spellStart"/>
+      <w:r>
+        <w:t>точці</w:t>
+      </w:r>
+      <w:proofErr w:type="spellEnd"/>
+      <w:r>
+        <w:t xml:space="preserve"> </w:t>
+      </w:r>
+      <w:proofErr w:type="spellStart"/>
+      <w:r>
+        <w:t>приєднання</w:t>
+      </w:r>
+      <w:bookmarkEnd w:id="1"/>
+      <w:proofErr w:type="spellEnd"/>
+      <w:r>
+        <w:rPr>
+          <w:lang w:val="uk-UA"/>
+        </w:rPr>
+        <w:t xml:space="preserve"> ___________________</w:t>
       </w:r>
     </w:p>
     <w:p>
@@ -580,22 +718,56 @@
           <w:lang w:val="uk-UA"/>
         </w:rPr>
       </w:pPr>
-      <w:r>
-        <w:rPr>
-          <w:lang w:val="uk-UA"/>
-        </w:rPr>
-        <w:t>Загальна величина технічної (пропускної) потужності в точці приєднання {{</w:t>
-      </w:r>
       <w:proofErr w:type="spellStart"/>
       <w:r>
-        <w:t>totalCapacity</w:t>
+        <w:t>Загальна</w:t>
       </w:r>
       <w:proofErr w:type="spellEnd"/>
       <w:r>
-        <w:rPr>
-          <w:lang w:val="uk-UA"/>
-        </w:rPr>
-        <w:t>}}</w:t>
+        <w:t xml:space="preserve"> величина </w:t>
+      </w:r>
+      <w:proofErr w:type="spellStart"/>
+      <w:r>
+        <w:t>технічної</w:t>
+      </w:r>
+      <w:proofErr w:type="spellEnd"/>
+      <w:r>
+        <w:t xml:space="preserve"> (</w:t>
+      </w:r>
+      <w:proofErr w:type="spellStart"/>
+      <w:r>
+        <w:t>пропускної</w:t>
+      </w:r>
+      <w:proofErr w:type="spellEnd"/>
+      <w:r>
+        <w:t xml:space="preserve">) </w:t>
+      </w:r>
+      <w:proofErr w:type="spellStart"/>
+      <w:r>
+        <w:t>потужності</w:t>
+      </w:r>
+      <w:proofErr w:type="spellEnd"/>
+      <w:r>
+        <w:t xml:space="preserve"> в </w:t>
+      </w:r>
+      <w:proofErr w:type="spellStart"/>
+      <w:r>
+        <w:t>точці</w:t>
+      </w:r>
+      <w:proofErr w:type="spellEnd"/>
+      <w:r>
+        <w:t xml:space="preserve"> </w:t>
+      </w:r>
+      <w:proofErr w:type="spellStart"/>
+      <w:r>
+        <w:t>приєднання</w:t>
+      </w:r>
+      <w:proofErr w:type="spellEnd"/>
+      <w:r>
+        <w:rPr>
+          <w:lang w:val="uk-UA"/>
+        </w:rPr>
+        <w:t xml:space="preserve"> ____________________</w:t>
       </w:r>
     </w:p>
     <w:p>
@@ -618,32 +790,53 @@
         <w:rPr>
           <w:lang w:val="uk-UA"/>
         </w:rPr>
-        <w:t xml:space="preserve">Розробку </w:t>
-      </w:r>
-      <w:proofErr w:type="spellStart"/>
-      <w:r>
-        <w:rPr>
-          <w:lang w:val="uk-UA"/>
-        </w:rPr>
-        <w:t>проєкту</w:t>
-      </w:r>
-      <w:proofErr w:type="spellEnd"/>
-      <w:r>
-        <w:rPr>
-          <w:lang w:val="uk-UA"/>
-        </w:rPr>
-        <w:t xml:space="preserve"> мереж Оператора (теплові мережі (у тому числі мережі гарячого водопостачання) від місця забезпечення потужності до точки приєднання) забезпечує: {{</w:t>
-      </w:r>
-      <w:proofErr w:type="spellStart"/>
-      <w:r>
-        <w:t>projectDeveloper</w:t>
-      </w:r>
-      <w:proofErr w:type="spellEnd"/>
-      <w:r>
-        <w:rPr>
-          <w:lang w:val="uk-UA"/>
-        </w:rPr>
-        <w:t>}}</w:t>
+        <w:t xml:space="preserve">Розробку проєкту мереж </w:t>
+      </w:r>
+      <w:r>
+        <w:rPr>
+          <w:lang w:val="uk-UA"/>
+        </w:rPr>
+        <w:t>О</w:t>
+      </w:r>
+      <w:r>
+        <w:rPr>
+          <w:lang w:val="uk-UA"/>
+        </w:rPr>
+        <w:t xml:space="preserve">ператора (теплові мережі (у тому числі мережі гарячого водопостачання) від місця забезпечення потужності до точки приєднання) забезпечує: </w:t>
+      </w:r>
+      <w:r>
+        <w:rPr>
+          <w:u w:val="single"/>
+          <w:lang w:val="uk-UA"/>
+        </w:rPr>
+        <w:t>О</w:t>
+      </w:r>
+      <w:r>
+        <w:rPr>
+          <w:u w:val="single"/>
+          <w:lang w:val="uk-UA"/>
+        </w:rPr>
+        <w:t xml:space="preserve">ператор / </w:t>
+      </w:r>
+      <w:r>
+        <w:rPr>
+          <w:u w:val="single"/>
+          <w:lang w:val="uk-UA"/>
+        </w:rPr>
+        <w:t>з</w:t>
+      </w:r>
+      <w:r>
+        <w:rPr>
+          <w:u w:val="single"/>
+          <w:lang w:val="uk-UA"/>
+        </w:rPr>
+        <w:t xml:space="preserve">амовник </w:t>
+      </w:r>
+      <w:r>
+        <w:rPr>
+          <w:lang w:val="uk-UA"/>
+        </w:rPr>
+        <w:t>(непотрібне закреслити)</w:t>
       </w:r>
     </w:p>
     <w:p>
@@ -666,18 +859,65 @@
         <w:rPr>
           <w:lang w:val="uk-UA"/>
         </w:rPr>
-        <w:t>Виконавець будівельних робіт з прокладання теплових мереж до земельної ділянки замовника {{</w:t>
+        <w:t xml:space="preserve">Виконавець будівельних робіт </w:t>
+      </w:r>
+      <w:r>
+        <w:t xml:space="preserve">з </w:t>
       </w:r>
       <w:proofErr w:type="spellStart"/>
       <w:r>
-        <w:t>constructionExecutor</w:t>
+        <w:t>прокладання</w:t>
       </w:r>
       <w:proofErr w:type="spellEnd"/>
       <w:r>
-        <w:rPr>
-          <w:lang w:val="uk-UA"/>
-        </w:rPr>
-        <w:t>}} (непотрібне закреслити)</w:t>
+        <w:t xml:space="preserve"> </w:t>
+      </w:r>
+      <w:proofErr w:type="spellStart"/>
+      <w:r>
+        <w:t>теплових</w:t>
+      </w:r>
+      <w:proofErr w:type="spellEnd"/>
+      <w:r>
+        <w:t xml:space="preserve"> мереж до </w:t>
+      </w:r>
+      <w:proofErr w:type="spellStart"/>
+      <w:r>
+        <w:t>земельної</w:t>
+      </w:r>
+      <w:proofErr w:type="spellEnd"/>
+      <w:r>
+        <w:t xml:space="preserve"> </w:t>
+      </w:r>
+      <w:proofErr w:type="spellStart"/>
+      <w:r>
+        <w:t>ділянки</w:t>
+      </w:r>
+      <w:proofErr w:type="spellEnd"/>
+      <w:r>
+        <w:rPr>
+          <w:lang w:val="uk-UA"/>
+        </w:rPr>
+        <w:t xml:space="preserve"> замовника </w:t>
+      </w:r>
+      <w:r>
+        <w:rPr>
+          <w:u w:val="single"/>
+          <w:lang w:val="uk-UA"/>
+        </w:rPr>
+        <w:t>О</w:t>
+      </w:r>
+      <w:r>
+        <w:rPr>
+          <w:u w:val="single"/>
+          <w:lang w:val="uk-UA"/>
+        </w:rPr>
+        <w:t xml:space="preserve">ператор / інший суб’єкт господарювання </w:t>
+      </w:r>
+      <w:r>
+        <w:rPr>
+          <w:lang w:val="uk-UA"/>
+        </w:rPr>
+        <w:t>(непотрібне закреслити)</w:t>
       </w:r>
     </w:p>
     <w:p>
@@ -715,18 +955,37 @@
         <w:rPr>
           <w:lang w:val="uk-UA"/>
         </w:rPr>
-        <w:t>Стислі дані про об’єкт теплофікації (характеристика об’єкта, геометрична висота та геофізична позначка землі, вимоги до надійності, потреба в резервуванні, чим обумовлена, черговість будівництва тощо ) {{</w:t>
-      </w:r>
-      <w:proofErr w:type="spellStart"/>
-      <w:r>
-        <w:t>heatObjectDescription</w:t>
-      </w:r>
-      <w:proofErr w:type="spellEnd"/>
-      <w:r>
-        <w:rPr>
-          <w:lang w:val="uk-UA"/>
-        </w:rPr>
-        <w:t>}}</w:t>
+        <w:t>Стислі дані про об’єкт теплофікації (характеристика об’єкта, геометрична висота та геофізична позначка землі, вимоги до надійності, потреба в резервуванні, чим обумовлена</w:t>
+      </w:r>
+      <w:r>
+        <w:rPr>
+          <w:lang w:val="uk-UA"/>
+        </w:rPr>
+        <w:t xml:space="preserve">, черговість будівництва тощо </w:t>
+      </w:r>
+      <w:r>
+        <w:rPr>
+          <w:lang w:val="uk-UA"/>
+        </w:rPr>
+        <w:t xml:space="preserve">) </w:t>
+      </w:r>
+      <w:r>
+        <w:rPr>
+          <w:lang w:val="uk-UA"/>
+        </w:rPr>
+        <w:t>__________________________________</w:t>
+      </w:r>
+      <w:r>
+        <w:rPr>
+          <w:lang w:val="uk-UA"/>
+        </w:rPr>
+        <w:t>_______</w:t>
+      </w:r>
+      <w:r>
+        <w:rPr>
+          <w:lang w:val="uk-UA"/>
+        </w:rPr>
+        <w:t>______________________________________________</w:t>
       </w:r>
     </w:p>
     <w:p>
@@ -758,18 +1017,63 @@
         <w:rPr>
           <w:lang w:val="uk-UA"/>
         </w:rPr>
-        <w:t>До мереж замовника передбачається підключення третіх осіб {{</w:t>
+        <w:t xml:space="preserve">До </w:t>
+      </w:r>
+      <w:r>
+        <w:rPr>
+          <w:lang w:val="uk-UA"/>
+        </w:rPr>
+        <w:t>м</w:t>
+      </w:r>
+      <w:r>
+        <w:rPr>
+          <w:lang w:val="uk-UA"/>
+        </w:rPr>
+        <w:t xml:space="preserve">ереж замовника </w:t>
       </w:r>
       <w:proofErr w:type="spellStart"/>
       <w:r>
-        <w:t>thirdPartyConnection</w:t>
+        <w:t>передбача</w:t>
+      </w:r>
+      <w:r>
+        <w:rPr>
+          <w:lang w:val="uk-UA"/>
+        </w:rPr>
+        <w:t>ється</w:t>
       </w:r>
       <w:proofErr w:type="spellEnd"/>
       <w:r>
         <w:rPr>
           <w:lang w:val="uk-UA"/>
         </w:rPr>
-        <w:t>}} (непотрібне закреслити)</w:t>
+        <w:t xml:space="preserve"> </w:t>
+      </w:r>
+      <w:proofErr w:type="spellStart"/>
+      <w:r>
+        <w:t>підключення</w:t>
+      </w:r>
+      <w:proofErr w:type="spellEnd"/>
+      <w:r>
+        <w:t xml:space="preserve"> </w:t>
+      </w:r>
+      <w:proofErr w:type="spellStart"/>
+      <w:r>
+        <w:t>третіх</w:t>
+      </w:r>
+      <w:proofErr w:type="spellEnd"/>
+      <w:r>
+        <w:t xml:space="preserve"> </w:t>
+      </w:r>
+      <w:proofErr w:type="spellStart"/>
+      <w:r>
+        <w:t>осіб</w:t>
+      </w:r>
+      <w:proofErr w:type="spellEnd"/>
+      <w:r>
+        <w:rPr>
+          <w:lang w:val="uk-UA"/>
+        </w:rPr>
+        <w:t xml:space="preserve"> так/ні (непотрібне закреслити)</w:t>
       </w:r>
     </w:p>
     <w:p>
@@ -792,24 +1096,7 @@
         <w:rPr>
           <w:lang w:val="uk-UA"/>
         </w:rPr>
-        <w:t>Повідомлення про результати розгляду цієї заяви та щодо надання послуг з приєднання прошу надати</w:t>
-      </w:r>
-      <w:r>
-        <w:rPr>
-          <w:lang w:val="uk-UA"/>
-        </w:rPr>
-        <w:t>: {{</w:t>
-      </w:r>
-      <w:proofErr w:type="spellStart"/>
-      <w:r>
-        <w:t>notificationSummary</w:t>
-      </w:r>
-      <w:proofErr w:type="spellEnd"/>
-      <w:r>
-        <w:rPr>
-          <w:lang w:val="uk-UA"/>
-        </w:rPr>
-        <w:t>}}</w:t>
+        <w:t>Повідомлення про результати розгляду цієї заяви та щодо надання послуг з приєднання прошу надати:______________________________________________________________________________</w:t>
       </w:r>
     </w:p>
     <w:p>
@@ -1147,18 +1434,13 @@
               <w:rPr>
                 <w:lang w:val="uk-UA"/>
               </w:rPr>
-              <w:t>Замовник __________      {{</w:t>
+              <w:t>Замовник __________      _______________</w:t>
             </w:r>
-            <w:proofErr w:type="spellStart"/>
-            <w:r>
-              <w:t>customerSignerName</w:t>
-            </w:r>
-            <w:proofErr w:type="spellEnd"/>
             <w:r>
               <w:rPr>
                 <w:lang w:val="uk-UA"/>
               </w:rPr>
-              <w:t>}}</w:t>
+              <w:t>__</w:t>
             </w:r>
           </w:p>
           <w:p>
@@ -1325,18 +1607,19 @@
               <w:rPr>
                 <w:lang w:val="uk-UA"/>
               </w:rPr>
-              <w:t>організації  _________       {{</w:t>
+              <w:t xml:space="preserve">організації  _________ </w:t>
             </w:r>
-            <w:proofErr w:type="spellStart"/>
-            <w:r>
-              <w:t>designOrgSignerName</w:t>
-            </w:r>
-            <w:proofErr w:type="spellEnd"/>
             <w:r>
               <w:rPr>
                 <w:lang w:val="uk-UA"/>
               </w:rPr>
-              <w:t>}}</w:t>
+              <w:t xml:space="preserve">      </w:t>
+            </w:r>
+            <w:r>
+              <w:rPr>
+                <w:lang w:val="uk-UA"/>
+              </w:rPr>
+              <w:t>_______________</w:t>
             </w:r>
           </w:p>
           <w:p>
@@ -1389,7 +1672,7 @@
               </w:rPr>
               <w:t>(</w:t>
             </w:r>
-            <w:bookmarkStart w:id="0" w:name="_Hlk144123842"/>
+            <w:bookmarkStart w:id="2" w:name="_Hlk144123842"/>
             <w:r>
               <w:rPr>
                 <w:sz w:val="18"/>
@@ -1398,7 +1681,7 @@
               </w:rPr>
               <w:t>прізвище та ініціали</w:t>
             </w:r>
-            <w:bookmarkEnd w:id="0"/>
+            <w:bookmarkEnd w:id="2"/>
             <w:r>
               <w:rPr>
                 <w:sz w:val="18"/>
@@ -1440,6 +1723,7 @@
           <w:sz w:val="24"/>
           <w:szCs w:val="24"/>
         </w:rPr>
+        <w:lastRenderedPageBreak/>
         <w:t xml:space="preserve">{Додаток 5 із змінами, внесеними згідно з </w:t>
       </w:r>
       <w:r>
@@ -1487,7 +1771,7 @@
 </file>
 
 <file path=word/endnotes.xml><?xml version="1.0" encoding="utf-8"?>
-<w:endnotes xmlns:wpc="http://schemas.microsoft.com/office/word/2010/wordprocessingCanvas" xmlns:cx="http://schemas.microsoft.com/office/drawing/2014/chartex" xmlns:cx1="http://schemas.microsoft.com/office/drawing/2015/9/8/chartex" xmlns:cx2="http://schemas.microsoft.com/office/drawing/2015/10/21/chartex" xmlns:cx3="http://schemas.microsoft.com/office/drawing/2016/5/9/chartex" xmlns:cx4="http://schemas.microsoft.com/office/drawing/2016/5/10/chartex" xmlns:cx5="http://schemas.microsoft.com/office/drawing/2016/5/11/chartex" xmlns:cx6="http://schemas.microsoft.com/office/drawing/2016/5/12/chartex" xmlns:cx7="http://schemas.microsoft.com/office/drawing/2016/5/13/chartex" xmlns:cx8="http://schemas.microsoft.com/office/drawing/2016/5/14/chartex" xmlns:mc="http://schemas.openxmlformats.org/markup-compatibility/2006" xmlns:aink="http://schemas.microsoft.com/office/drawing/2016/ink" xmlns:am3d="http://schemas.microsoft.com/office/drawing/2017/model3d" xmlns:o="urn:schemas-microsoft-com:office:office" xmlns:r="http://schemas.openxmlformats.org/officeDocument/2006/relationships" xmlns:m="http://schemas.openxmlformats.org/officeDocument/2006/math" xmlns:v="urn:schemas-microsoft-com:vml" xmlns:wp14="http://schemas.microsoft.com/office/word/2010/wordprocessingDrawing" xmlns:wp="http://schemas.openxmlformats.org/drawingml/2006/wordprocessingDrawing" xmlns:w10="urn:schemas-microsoft-com:office:word" xmlns:w="http://schemas.openxmlformats.org/wordprocessingml/2006/main" xmlns:w14="http://schemas.microsoft.com/office/word/2010/wordml" xmlns:w15="http://schemas.microsoft.com/office/word/2012/wordml" xmlns:w16cex="http://schemas.microsoft.com/office/word/2018/wordml/cex" xmlns:w16cid="http://schemas.microsoft.com/office/word/2016/wordml/cid" xmlns:w16="http://schemas.microsoft.com/office/word/2018/wordml" xmlns:w16sdtdh="http://schemas.microsoft.com/office/word/2020/wordml/sdtdatahash" xmlns:w16se="http://schemas.microsoft.com/office/word/2015/wordml/symex" xmlns:wpg="http://schemas.microsoft.com/office/word/2010/wordprocessingGroup" xmlns:wpi="http://schemas.microsoft.com/office/word/2010/wordprocessingInk" xmlns:wne="http://schemas.microsoft.com/office/word/2006/wordml" xmlns:wps="http://schemas.microsoft.com/office/word/2010/wordprocessingShape" mc:Ignorable="w14 w15 w16se w16cid w16 w16cex w16sdtdh wp14">
+<w:endnotes xmlns:wpc="http://schemas.microsoft.com/office/word/2010/wordprocessingCanvas" xmlns:cx="http://schemas.microsoft.com/office/drawing/2014/chartex" xmlns:cx1="http://schemas.microsoft.com/office/drawing/2015/9/8/chartex" xmlns:mc="http://schemas.openxmlformats.org/markup-compatibility/2006" xmlns:o="urn:schemas-microsoft-com:office:office" xmlns:r="http://schemas.openxmlformats.org/officeDocument/2006/relationships" xmlns:m="http://schemas.openxmlformats.org/officeDocument/2006/math" xmlns:v="urn:schemas-microsoft-com:vml" xmlns:wp14="http://schemas.microsoft.com/office/word/2010/wordprocessingDrawing" xmlns:wp="http://schemas.openxmlformats.org/drawingml/2006/wordprocessingDrawing" xmlns:w10="urn:schemas-microsoft-com:office:word" xmlns:w="http://schemas.openxmlformats.org/wordprocessingml/2006/main" xmlns:w14="http://schemas.microsoft.com/office/word/2010/wordml" xmlns:w15="http://schemas.microsoft.com/office/word/2012/wordml" xmlns:w16se="http://schemas.microsoft.com/office/word/2015/wordml/symex" xmlns:wpg="http://schemas.microsoft.com/office/word/2010/wordprocessingGroup" xmlns:wpi="http://schemas.microsoft.com/office/word/2010/wordprocessingInk" xmlns:wne="http://schemas.microsoft.com/office/word/2006/wordml" xmlns:wps="http://schemas.microsoft.com/office/word/2010/wordprocessingShape" mc:Ignorable="w14 w15 w16se wp14">
   <w:endnote w:type="separator" w:id="-1">
     <w:p>
       <w:r>
@@ -1506,7 +1790,7 @@
 </file>
 
 <file path=word/footer1.xml><?xml version="1.0" encoding="utf-8"?>
-<w:ftr xmlns:wpc="http://schemas.microsoft.com/office/word/2010/wordprocessingCanvas" xmlns:cx="http://schemas.microsoft.com/office/drawing/2014/chartex" xmlns:cx1="http://schemas.microsoft.com/office/drawing/2015/9/8/chartex" xmlns:cx2="http://schemas.microsoft.com/office/drawing/2015/10/21/chartex" xmlns:cx3="http://schemas.microsoft.com/office/drawing/2016/5/9/chartex" xmlns:cx4="http://schemas.microsoft.com/office/drawing/2016/5/10/chartex" xmlns:cx5="http://schemas.microsoft.com/office/drawing/2016/5/11/chartex" xmlns:cx6="http://schemas.microsoft.com/office/drawing/2016/5/12/chartex" xmlns:cx7="http://schemas.microsoft.com/office/drawing/2016/5/13/chartex" xmlns:cx8="http://schemas.microsoft.com/office/drawing/2016/5/14/chartex" xmlns:mc="http://schemas.openxmlformats.org/markup-compatibility/2006" xmlns:aink="http://schemas.microsoft.com/office/drawing/2016/ink" xmlns:am3d="http://schemas.microsoft.com/office/drawing/2017/model3d" xmlns:o="urn:schemas-microsoft-com:office:office" xmlns:r="http://schemas.openxmlformats.org/officeDocument/2006/relationships" xmlns:m="http://schemas.openxmlformats.org/officeDocument/2006/math" xmlns:v="urn:schemas-microsoft-com:vml" xmlns:wp14="http://schemas.microsoft.com/office/word/2010/wordprocessingDrawing" xmlns:wp="http://schemas.openxmlformats.org/drawingml/2006/wordprocessingDrawing" xmlns:w10="urn:schemas-microsoft-com:office:word" xmlns:w="http://schemas.openxmlformats.org/wordprocessingml/2006/main" xmlns:w14="http://schemas.microsoft.com/office/word/2010/wordml" xmlns:w15="http://schemas.microsoft.com/office/word/2012/wordml" xmlns:w16cex="http://schemas.microsoft.com/office/word/2018/wordml/cex" xmlns:w16cid="http://schemas.microsoft.com/office/word/2016/wordml/cid" xmlns:w16="http://schemas.microsoft.com/office/word/2018/wordml" xmlns:w16sdtdh="http://schemas.microsoft.com/office/word/2020/wordml/sdtdatahash" xmlns:w16se="http://schemas.microsoft.com/office/word/2015/wordml/symex" xmlns:wpg="http://schemas.microsoft.com/office/word/2010/wordprocessingGroup" xmlns:wpi="http://schemas.microsoft.com/office/word/2010/wordprocessingInk" xmlns:wne="http://schemas.microsoft.com/office/word/2006/wordml" xmlns:wps="http://schemas.microsoft.com/office/word/2010/wordprocessingShape" mc:Ignorable="w14 w15 w16se w16cid w16 w16cex w16sdtdh wp14">
+<w:ftr xmlns:wpc="http://schemas.microsoft.com/office/word/2010/wordprocessingCanvas" xmlns:cx="http://schemas.microsoft.com/office/drawing/2014/chartex" xmlns:cx1="http://schemas.microsoft.com/office/drawing/2015/9/8/chartex" xmlns:mc="http://schemas.openxmlformats.org/markup-compatibility/2006" xmlns:o="urn:schemas-microsoft-com:office:office" xmlns:r="http://schemas.openxmlformats.org/officeDocument/2006/relationships" xmlns:m="http://schemas.openxmlformats.org/officeDocument/2006/math" xmlns:v="urn:schemas-microsoft-com:vml" xmlns:wp14="http://schemas.microsoft.com/office/word/2010/wordprocessingDrawing" xmlns:wp="http://schemas.openxmlformats.org/drawingml/2006/wordprocessingDrawing" xmlns:w10="urn:schemas-microsoft-com:office:word" xmlns:w="http://schemas.openxmlformats.org/wordprocessingml/2006/main" xmlns:w14="http://schemas.microsoft.com/office/word/2010/wordml" xmlns:w15="http://schemas.microsoft.com/office/word/2012/wordml" xmlns:w16se="http://schemas.microsoft.com/office/word/2015/wordml/symex" xmlns:wpg="http://schemas.microsoft.com/office/word/2010/wordprocessingGroup" xmlns:wpi="http://schemas.microsoft.com/office/word/2010/wordprocessingInk" xmlns:wne="http://schemas.microsoft.com/office/word/2006/wordml" xmlns:wps="http://schemas.microsoft.com/office/word/2010/wordprocessingShape" mc:Ignorable="w14 w15 w16se wp14">
   <w:p>
     <w:pPr>
       <w:pStyle w:val="ab"/>
@@ -1518,7 +1802,7 @@
 </file>
 
 <file path=word/footnotes.xml><?xml version="1.0" encoding="utf-8"?>
-<w:footnotes xmlns:wpc="http://schemas.microsoft.com/office/word/2010/wordprocessingCanvas" xmlns:cx="http://schemas.microsoft.com/office/drawing/2014/chartex" xmlns:cx1="http://schemas.microsoft.com/office/drawing/2015/9/8/chartex" xmlns:cx2="http://schemas.microsoft.com/office/drawing/2015/10/21/chartex" xmlns:cx3="http://schemas.microsoft.com/office/drawing/2016/5/9/chartex" xmlns:cx4="http://schemas.microsoft.com/office/drawing/2016/5/10/chartex" xmlns:cx5="http://schemas.microsoft.com/office/drawing/2016/5/11/chartex" xmlns:cx6="http://schemas.microsoft.com/office/drawing/2016/5/12/chartex" xmlns:cx7="http://schemas.microsoft.com/office/drawing/2016/5/13/chartex" xmlns:cx8="http://schemas.microsoft.com/office/drawing/2016/5/14/chartex" xmlns:mc="http://schemas.openxmlformats.org/markup-compatibility/2006" xmlns:aink="http://schemas.microsoft.com/office/drawing/2016/ink" xmlns:am3d="http://schemas.microsoft.com/office/drawing/2017/model3d" xmlns:o="urn:schemas-microsoft-com:office:office" xmlns:r="http://schemas.openxmlformats.org/officeDocument/2006/relationships" xmlns:m="http://schemas.openxmlformats.org/officeDocument/2006/math" xmlns:v="urn:schemas-microsoft-com:vml" xmlns:wp14="http://schemas.microsoft.com/office/word/2010/wordprocessingDrawing" xmlns:wp="http://schemas.openxmlformats.org/drawingml/2006/wordprocessingDrawing" xmlns:w10="urn:schemas-microsoft-com:office:word" xmlns:w="http://schemas.openxmlformats.org/wordprocessingml/2006/main" xmlns:w14="http://schemas.microsoft.com/office/word/2010/wordml" xmlns:w15="http://schemas.microsoft.com/office/word/2012/wordml" xmlns:w16cex="http://schemas.microsoft.com/office/word/2018/wordml/cex" xmlns:w16cid="http://schemas.microsoft.com/office/word/2016/wordml/cid" xmlns:w16="http://schemas.microsoft.com/office/word/2018/wordml" xmlns:w16sdtdh="http://schemas.microsoft.com/office/word/2020/wordml/sdtdatahash" xmlns:w16se="http://schemas.microsoft.com/office/word/2015/wordml/symex" xmlns:wpg="http://schemas.microsoft.com/office/word/2010/wordprocessingGroup" xmlns:wpi="http://schemas.microsoft.com/office/word/2010/wordprocessingInk" xmlns:wne="http://schemas.microsoft.com/office/word/2006/wordml" xmlns:wps="http://schemas.microsoft.com/office/word/2010/wordprocessingShape" mc:Ignorable="w14 w15 w16se w16cid w16 w16cex w16sdtdh wp14">
+<w:footnotes xmlns:wpc="http://schemas.microsoft.com/office/word/2010/wordprocessingCanvas" xmlns:cx="http://schemas.microsoft.com/office/drawing/2014/chartex" xmlns:cx1="http://schemas.microsoft.com/office/drawing/2015/9/8/chartex" xmlns:mc="http://schemas.openxmlformats.org/markup-compatibility/2006" xmlns:o="urn:schemas-microsoft-com:office:office" xmlns:r="http://schemas.openxmlformats.org/officeDocument/2006/relationships" xmlns:m="http://schemas.openxmlformats.org/officeDocument/2006/math" xmlns:v="urn:schemas-microsoft-com:vml" xmlns:wp14="http://schemas.microsoft.com/office/word/2010/wordprocessingDrawing" xmlns:wp="http://schemas.openxmlformats.org/drawingml/2006/wordprocessingDrawing" xmlns:w10="urn:schemas-microsoft-com:office:word" xmlns:w="http://schemas.openxmlformats.org/wordprocessingml/2006/main" xmlns:w14="http://schemas.microsoft.com/office/word/2010/wordml" xmlns:w15="http://schemas.microsoft.com/office/word/2012/wordml" xmlns:w16se="http://schemas.microsoft.com/office/word/2015/wordml/symex" xmlns:wpg="http://schemas.microsoft.com/office/word/2010/wordprocessingGroup" xmlns:wpi="http://schemas.microsoft.com/office/word/2010/wordprocessingInk" xmlns:wne="http://schemas.microsoft.com/office/word/2006/wordml" xmlns:wps="http://schemas.microsoft.com/office/word/2010/wordprocessingShape" mc:Ignorable="w14 w15 w16se wp14">
   <w:footnote w:type="separator" w:id="-1">
     <w:p>
       <w:r>
@@ -1537,7 +1821,7 @@
 </file>
 
 <file path=word/header1.xml><?xml version="1.0" encoding="utf-8"?>
-<w:hdr xmlns:wpc="http://schemas.microsoft.com/office/word/2010/wordprocessingCanvas" xmlns:cx="http://schemas.microsoft.com/office/drawing/2014/chartex" xmlns:cx1="http://schemas.microsoft.com/office/drawing/2015/9/8/chartex" xmlns:cx2="http://schemas.microsoft.com/office/drawing/2015/10/21/chartex" xmlns:cx3="http://schemas.microsoft.com/office/drawing/2016/5/9/chartex" xmlns:cx4="http://schemas.microsoft.com/office/drawing/2016/5/10/chartex" xmlns:cx5="http://schemas.microsoft.com/office/drawing/2016/5/11/chartex" xmlns:cx6="http://schemas.microsoft.com/office/drawing/2016/5/12/chartex" xmlns:cx7="http://schemas.microsoft.com/office/drawing/2016/5/13/chartex" xmlns:cx8="http://schemas.microsoft.com/office/drawing/2016/5/14/chartex" xmlns:mc="http://schemas.openxmlformats.org/markup-compatibility/2006" xmlns:aink="http://schemas.microsoft.com/office/drawing/2016/ink" xmlns:am3d="http://schemas.microsoft.com/office/drawing/2017/model3d" xmlns:o="urn:schemas-microsoft-com:office:office" xmlns:r="http://schemas.openxmlformats.org/officeDocument/2006/relationships" xmlns:m="http://schemas.openxmlformats.org/officeDocument/2006/math" xmlns:v="urn:schemas-microsoft-com:vml" xmlns:wp14="http://schemas.microsoft.com/office/word/2010/wordprocessingDrawing" xmlns:wp="http://schemas.openxmlformats.org/drawingml/2006/wordprocessingDrawing" xmlns:w10="urn:schemas-microsoft-com:office:word" xmlns:w="http://schemas.openxmlformats.org/wordprocessingml/2006/main" xmlns:w14="http://schemas.microsoft.com/office/word/2010/wordml" xmlns:w15="http://schemas.microsoft.com/office/word/2012/wordml" xmlns:w16cex="http://schemas.microsoft.com/office/word/2018/wordml/cex" xmlns:w16cid="http://schemas.microsoft.com/office/word/2016/wordml/cid" xmlns:w16="http://schemas.microsoft.com/office/word/2018/wordml" xmlns:w16sdtdh="http://schemas.microsoft.com/office/word/2020/wordml/sdtdatahash" xmlns:w16se="http://schemas.microsoft.com/office/word/2015/wordml/symex" xmlns:wpg="http://schemas.microsoft.com/office/word/2010/wordprocessingGroup" xmlns:wpi="http://schemas.microsoft.com/office/word/2010/wordprocessingInk" xmlns:wne="http://schemas.microsoft.com/office/word/2006/wordml" xmlns:wps="http://schemas.microsoft.com/office/word/2010/wordprocessingShape" mc:Ignorable="w14 w15 w16se w16cid w16 w16cex w16sdtdh wp14">
+<w:hdr xmlns:wpc="http://schemas.microsoft.com/office/word/2010/wordprocessingCanvas" xmlns:cx="http://schemas.microsoft.com/office/drawing/2014/chartex" xmlns:cx1="http://schemas.microsoft.com/office/drawing/2015/9/8/chartex" xmlns:mc="http://schemas.openxmlformats.org/markup-compatibility/2006" xmlns:o="urn:schemas-microsoft-com:office:office" xmlns:r="http://schemas.openxmlformats.org/officeDocument/2006/relationships" xmlns:m="http://schemas.openxmlformats.org/officeDocument/2006/math" xmlns:v="urn:schemas-microsoft-com:vml" xmlns:wp14="http://schemas.microsoft.com/office/word/2010/wordprocessingDrawing" xmlns:wp="http://schemas.openxmlformats.org/drawingml/2006/wordprocessingDrawing" xmlns:w10="urn:schemas-microsoft-com:office:word" xmlns:w="http://schemas.openxmlformats.org/wordprocessingml/2006/main" xmlns:w14="http://schemas.microsoft.com/office/word/2010/wordml" xmlns:w15="http://schemas.microsoft.com/office/word/2012/wordml" xmlns:w16se="http://schemas.microsoft.com/office/word/2015/wordml/symex" xmlns:wpg="http://schemas.microsoft.com/office/word/2010/wordprocessingGroup" xmlns:wpi="http://schemas.microsoft.com/office/word/2010/wordprocessingInk" xmlns:wne="http://schemas.microsoft.com/office/word/2006/wordml" xmlns:wps="http://schemas.microsoft.com/office/word/2010/wordprocessingShape" mc:Ignorable="w14 w15 w16se wp14">
   <w:sdt>
     <w:sdtPr>
       <w:id w:val="-1127167104"/>
@@ -1583,7 +1867,7 @@
 </file>
 
 <file path=word/numbering.xml><?xml version="1.0" encoding="utf-8"?>
-<w:numbering xmlns:wpc="http://schemas.microsoft.com/office/word/2010/wordprocessingCanvas" xmlns:cx="http://schemas.microsoft.com/office/drawing/2014/chartex" xmlns:cx1="http://schemas.microsoft.com/office/drawing/2015/9/8/chartex" xmlns:cx2="http://schemas.microsoft.com/office/drawing/2015/10/21/chartex" xmlns:cx3="http://schemas.microsoft.com/office/drawing/2016/5/9/chartex" xmlns:cx4="http://schemas.microsoft.com/office/drawing/2016/5/10/chartex" xmlns:cx5="http://schemas.microsoft.com/office/drawing/2016/5/11/chartex" xmlns:cx6="http://schemas.microsoft.com/office/drawing/2016/5/12/chartex" xmlns:cx7="http://schemas.microsoft.com/office/drawing/2016/5/13/chartex" xmlns:cx8="http://schemas.microsoft.com/office/drawing/2016/5/14/chartex" xmlns:mc="http://schemas.openxmlformats.org/markup-compatibility/2006" xmlns:aink="http://schemas.microsoft.com/office/drawing/2016/ink" xmlns:am3d="http://schemas.microsoft.com/office/drawing/2017/model3d" xmlns:o="urn:schemas-microsoft-com:office:office" xmlns:r="http://schemas.openxmlformats.org/officeDocument/2006/relationships" xmlns:m="http://schemas.openxmlformats.org/officeDocument/2006/math" xmlns:v="urn:schemas-microsoft-com:vml" xmlns:wp14="http://schemas.microsoft.com/office/word/2010/wordprocessingDrawing" xmlns:wp="http://schemas.openxmlformats.org/drawingml/2006/wordprocessingDrawing" xmlns:w10="urn:schemas-microsoft-com:office:word" xmlns:w="http://schemas.openxmlformats.org/wordprocessingml/2006/main" xmlns:w14="http://schemas.microsoft.com/office/word/2010/wordml" xmlns:w15="http://schemas.microsoft.com/office/word/2012/wordml" xmlns:w16cex="http://schemas.microsoft.com/office/word/2018/wordml/cex" xmlns:w16cid="http://schemas.microsoft.com/office/word/2016/wordml/cid" xmlns:w16="http://schemas.microsoft.com/office/word/2018/wordml" xmlns:w16sdtdh="http://schemas.microsoft.com/office/word/2020/wordml/sdtdatahash" xmlns:w16se="http://schemas.microsoft.com/office/word/2015/wordml/symex" xmlns:wpg="http://schemas.microsoft.com/office/word/2010/wordprocessingGroup" xmlns:wpi="http://schemas.microsoft.com/office/word/2010/wordprocessingInk" xmlns:wne="http://schemas.microsoft.com/office/word/2006/wordml" xmlns:wps="http://schemas.microsoft.com/office/word/2010/wordprocessingShape" mc:Ignorable="w14 w15 w16se w16cid w16 w16cex w16sdtdh wp14">
+<w:numbering xmlns:wpc="http://schemas.microsoft.com/office/word/2010/wordprocessingCanvas" xmlns:cx="http://schemas.microsoft.com/office/drawing/2014/chartex" xmlns:cx1="http://schemas.microsoft.com/office/drawing/2015/9/8/chartex" xmlns:mc="http://schemas.openxmlformats.org/markup-compatibility/2006" xmlns:o="urn:schemas-microsoft-com:office:office" xmlns:r="http://schemas.openxmlformats.org/officeDocument/2006/relationships" xmlns:m="http://schemas.openxmlformats.org/officeDocument/2006/math" xmlns:v="urn:schemas-microsoft-com:vml" xmlns:wp14="http://schemas.microsoft.com/office/word/2010/wordprocessingDrawing" xmlns:wp="http://schemas.openxmlformats.org/drawingml/2006/wordprocessingDrawing" xmlns:w10="urn:schemas-microsoft-com:office:word" xmlns:w="http://schemas.openxmlformats.org/wordprocessingml/2006/main" xmlns:w14="http://schemas.microsoft.com/office/word/2010/wordml" xmlns:w15="http://schemas.microsoft.com/office/word/2012/wordml" xmlns:w16se="http://schemas.microsoft.com/office/word/2015/wordml/symex" xmlns:wpg="http://schemas.microsoft.com/office/word/2010/wordprocessingGroup" xmlns:wpi="http://schemas.microsoft.com/office/word/2010/wordprocessingInk" xmlns:wne="http://schemas.microsoft.com/office/word/2006/wordml" xmlns:wps="http://schemas.microsoft.com/office/word/2010/wordprocessingShape" mc:Ignorable="w14 w15 w16se wp14">
   <w:abstractNum w:abstractNumId="0" w15:restartNumberingAfterBreak="0">
     <w:nsid w:val="006C5DF8"/>
     <w:multiLevelType w:val="singleLevel"/>
@@ -6038,7 +6322,7 @@
 </file>
 
 <file path=word/styles.xml><?xml version="1.0" encoding="utf-8"?>
-<w:styles xmlns:mc="http://schemas.openxmlformats.org/markup-compatibility/2006" xmlns:r="http://schemas.openxmlformats.org/officeDocument/2006/relationships" xmlns:w="http://schemas.openxmlformats.org/wordprocessingml/2006/main" xmlns:w14="http://schemas.microsoft.com/office/word/2010/wordml" xmlns:w15="http://schemas.microsoft.com/office/word/2012/wordml" xmlns:w16cex="http://schemas.microsoft.com/office/word/2018/wordml/cex" xmlns:w16cid="http://schemas.microsoft.com/office/word/2016/wordml/cid" xmlns:w16="http://schemas.microsoft.com/office/word/2018/wordml" xmlns:w16sdtdh="http://schemas.microsoft.com/office/word/2020/wordml/sdtdatahash" xmlns:w16se="http://schemas.microsoft.com/office/word/2015/wordml/symex" mc:Ignorable="w14 w15 w16se w16cid w16 w16cex w16sdtdh">
+<w:styles xmlns:mc="http://schemas.openxmlformats.org/markup-compatibility/2006" xmlns:r="http://schemas.openxmlformats.org/officeDocument/2006/relationships" xmlns:w="http://schemas.openxmlformats.org/wordprocessingml/2006/main" xmlns:w14="http://schemas.microsoft.com/office/word/2010/wordml" xmlns:w15="http://schemas.microsoft.com/office/word/2012/wordml" xmlns:w16se="http://schemas.microsoft.com/office/word/2015/wordml/symex" mc:Ignorable="w14 w15 w16se">
   <w:docDefaults>
     <w:rPrDefault>
       <w:rPr>
@@ -6048,7 +6332,7 @@
     </w:rPrDefault>
     <w:pPrDefault/>
   </w:docDefaults>
-  <w:latentStyles w:defLockedState="0" w:defUIPriority="99" w:defSemiHidden="0" w:defUnhideWhenUsed="0" w:defQFormat="0" w:count="376">
+  <w:latentStyles w:defLockedState="0" w:defUIPriority="99" w:defSemiHidden="0" w:defUnhideWhenUsed="0" w:defQFormat="0" w:count="371">
     <w:lsdException w:name="Normal" w:uiPriority="0" w:qFormat="1"/>
     <w:lsdException w:name="heading 1" w:uiPriority="9" w:qFormat="1"/>
     <w:lsdException w:name="heading 2" w:uiPriority="9" w:qFormat="1"/>
@@ -6154,6 +6438,7 @@
     <w:lsdException w:name="HTML Sample" w:semiHidden="1" w:unhideWhenUsed="1"/>
     <w:lsdException w:name="HTML Typewriter" w:semiHidden="1" w:unhideWhenUsed="1"/>
     <w:lsdException w:name="HTML Variable" w:semiHidden="1" w:unhideWhenUsed="1"/>
+    <w:lsdException w:name="Normal Table" w:semiHidden="1" w:unhideWhenUsed="1"/>
     <w:lsdException w:name="annotation subject" w:semiHidden="1" w:unhideWhenUsed="1"/>
     <w:lsdException w:name="No List" w:semiHidden="1" w:unhideWhenUsed="1"/>
     <w:lsdException w:name="Outline List 1" w:semiHidden="1" w:unhideWhenUsed="1"/>
@@ -6196,8 +6481,11 @@
     <w:lsdException w:name="Table Contemporary" w:semiHidden="1" w:unhideWhenUsed="1"/>
     <w:lsdException w:name="Table Elegant" w:semiHidden="1" w:unhideWhenUsed="1"/>
     <w:lsdException w:name="Table Professional" w:semiHidden="1" w:unhideWhenUsed="1"/>
+    <w:lsdException w:name="Table Subtle 1" w:semiHidden="1" w:unhideWhenUsed="1"/>
     <w:lsdException w:name="Table Subtle 2" w:semiHidden="1" w:unhideWhenUsed="1"/>
     <w:lsdException w:name="Table Web 1" w:semiHidden="1" w:unhideWhenUsed="1"/>
+    <w:lsdException w:name="Table Web 2" w:semiHidden="1" w:unhideWhenUsed="1"/>
+    <w:lsdException w:name="Table Web 3" w:semiHidden="1" w:unhideWhenUsed="1"/>
     <w:lsdException w:name="Balloon Text" w:semiHidden="1" w:unhideWhenUsed="1"/>
     <w:lsdException w:name="Table Grid" w:uiPriority="39"/>
     <w:lsdException w:name="Table Theme" w:semiHidden="1" w:unhideWhenUsed="1"/>
@@ -6416,11 +6704,6 @@
     <w:lsdException w:name="List Table 5 Dark Accent 6" w:uiPriority="50"/>
     <w:lsdException w:name="List Table 6 Colorful Accent 6" w:uiPriority="51"/>
     <w:lsdException w:name="List Table 7 Colorful Accent 6" w:uiPriority="52"/>
-    <w:lsdException w:name="Mention" w:semiHidden="1" w:unhideWhenUsed="1"/>
-    <w:lsdException w:name="Smart Hyperlink" w:semiHidden="1" w:unhideWhenUsed="1"/>
-    <w:lsdException w:name="Hashtag" w:semiHidden="1" w:unhideWhenUsed="1"/>
-    <w:lsdException w:name="Unresolved Mention" w:semiHidden="1" w:unhideWhenUsed="1"/>
-    <w:lsdException w:name="Smart Link" w:semiHidden="1" w:unhideWhenUsed="1"/>
   </w:latentStyles>
   <w:style w:type="paragraph" w:default="1" w:styleId="a0">
     <w:name w:val="Normal"/>
